--- a/templates/iso9001_14001_stage2.docx
+++ b/templates/iso9001_14001_stage2.docx
@@ -297,7 +297,6 @@
         </w:rPr>
         <w:t>{{</w:t>
       </w:r>
-      <w:proofErr w:type="spellStart"/>
       <w:r>
         <w:rPr>
           <w:rFonts w:ascii="Arial" w:hAnsi="Arial" w:cs="Arial"/>
@@ -307,7 +306,6 @@
         </w:rPr>
         <w:t>organizationName</w:t>
       </w:r>
-      <w:proofErr w:type="spellEnd"/>
       <w:r>
         <w:rPr>
           <w:rFonts w:ascii="Arial" w:hAnsi="Arial" w:cs="Arial"/>
@@ -427,11 +425,9 @@
             <w:r>
               <w:t>{{</w:t>
             </w:r>
-            <w:proofErr w:type="spellStart"/>
             <w:r>
               <w:t>organizationName</w:t>
             </w:r>
-            <w:proofErr w:type="spellEnd"/>
             <w:r>
               <w:t>}}</w:t>
             </w:r>
@@ -553,14 +549,12 @@
               </w:rPr>
               <w:t>{{</w:t>
             </w:r>
-            <w:proofErr w:type="spellStart"/>
             <w:r>
               <w:rPr>
                 <w:rFonts w:ascii="Arial" w:hAnsi="Arial" w:cs="Arial"/>
               </w:rPr>
               <w:t>siteAddress</w:t>
             </w:r>
-            <w:proofErr w:type="spellEnd"/>
             <w:r>
               <w:rPr>
                 <w:rFonts w:ascii="Arial" w:hAnsi="Arial" w:cs="Arial"/>
@@ -622,14 +616,12 @@
               </w:rPr>
               <w:t>{{</w:t>
             </w:r>
-            <w:proofErr w:type="spellStart"/>
             <w:r>
               <w:rPr>
                 <w:rFonts w:ascii="Arial" w:hAnsi="Arial" w:cs="Arial"/>
               </w:rPr>
               <w:t>clientName</w:t>
             </w:r>
-            <w:proofErr w:type="spellEnd"/>
             <w:r>
               <w:rPr>
                 <w:rFonts w:ascii="Arial" w:hAnsi="Arial" w:cs="Arial"/>
@@ -691,14 +683,12 @@
               </w:rPr>
               <w:t>{{</w:t>
             </w:r>
-            <w:proofErr w:type="spellStart"/>
             <w:r>
               <w:rPr>
                 <w:rFonts w:ascii="Arial" w:hAnsi="Arial" w:cs="Arial"/>
               </w:rPr>
               <w:t>contactPerson</w:t>
             </w:r>
-            <w:proofErr w:type="spellEnd"/>
             <w:r>
               <w:rPr>
                 <w:rFonts w:ascii="Arial" w:hAnsi="Arial" w:cs="Arial"/>
@@ -760,14 +750,12 @@
               </w:rPr>
               <w:t>{{</w:t>
             </w:r>
-            <w:proofErr w:type="spellStart"/>
             <w:r>
               <w:rPr>
                 <w:rFonts w:ascii="Arial" w:hAnsi="Arial" w:cs="Arial"/>
               </w:rPr>
               <w:t>emailId</w:t>
             </w:r>
-            <w:proofErr w:type="spellEnd"/>
             <w:r>
               <w:rPr>
                 <w:rFonts w:ascii="Arial" w:hAnsi="Arial" w:cs="Arial"/>
@@ -952,14 +940,12 @@
               </w:rPr>
               <w:t>{{</w:t>
             </w:r>
-            <w:proofErr w:type="spellStart"/>
             <w:r>
               <w:rPr>
                 <w:rFonts w:ascii="Arial" w:hAnsi="Arial" w:cs="Arial"/>
               </w:rPr>
               <w:t>iafCode</w:t>
             </w:r>
-            <w:proofErr w:type="spellEnd"/>
             <w:r>
               <w:rPr>
                 <w:rFonts w:ascii="Arial" w:hAnsi="Arial" w:cs="Arial"/>
@@ -1023,23 +1009,7 @@
                 <w:rFonts w:ascii="Calibri" w:hAnsi="Calibri" w:cs="Arial"/>
                 <w:szCs w:val="20"/>
               </w:rPr>
-              <w:t>{{</w:t>
-            </w:r>
-            <w:proofErr w:type="spellStart"/>
-            <w:r>
-              <w:rPr>
-                <w:rFonts w:ascii="Calibri" w:hAnsi="Calibri" w:cs="Arial"/>
-                <w:szCs w:val="20"/>
-              </w:rPr>
-              <w:t>riskCategory</w:t>
-            </w:r>
-            <w:proofErr w:type="spellEnd"/>
-            <w:r>
-              <w:rPr>
-                <w:rFonts w:ascii="Calibri" w:hAnsi="Calibri" w:cs="Arial"/>
-                <w:szCs w:val="20"/>
-              </w:rPr>
-              <w:t>}}</w:t>
+              <w:t>{{riskCategory}}</w:t>
             </w:r>
           </w:p>
         </w:tc>
@@ -1172,14 +1142,12 @@
               </w:rPr>
               <w:t>{{</w:t>
             </w:r>
-            <w:proofErr w:type="spellStart"/>
             <w:r>
               <w:rPr>
                 <w:rFonts w:ascii="Arial" w:hAnsi="Arial" w:cs="Arial"/>
               </w:rPr>
               <w:t>numberOfEmployees</w:t>
             </w:r>
-            <w:proofErr w:type="spellEnd"/>
             <w:r>
               <w:rPr>
                 <w:rFonts w:ascii="Arial" w:hAnsi="Arial" w:cs="Arial"/>
@@ -1241,14 +1209,12 @@
               </w:rPr>
               <w:t>{{</w:t>
             </w:r>
-            <w:proofErr w:type="spellStart"/>
             <w:r>
               <w:rPr>
                 <w:rFonts w:ascii="Arial" w:hAnsi="Arial" w:cs="Arial"/>
               </w:rPr>
               <w:t>startDateOfAudit</w:t>
             </w:r>
-            <w:proofErr w:type="spellEnd"/>
             <w:r>
               <w:rPr>
                 <w:rFonts w:ascii="Arial" w:hAnsi="Arial" w:cs="Arial"/>
@@ -1279,14 +1245,12 @@
               </w:rPr>
               <w:t>{{</w:t>
             </w:r>
-            <w:proofErr w:type="spellStart"/>
             <w:r>
               <w:rPr>
                 <w:rFonts w:ascii="Arial" w:hAnsi="Arial" w:cs="Arial"/>
               </w:rPr>
               <w:t>endDateOfAudit</w:t>
             </w:r>
-            <w:proofErr w:type="spellEnd"/>
             <w:r>
               <w:rPr>
                 <w:rFonts w:ascii="Arial" w:hAnsi="Arial" w:cs="Arial"/>
@@ -1348,14 +1312,12 @@
               </w:rPr>
               <w:t>{{</w:t>
             </w:r>
-            <w:proofErr w:type="spellStart"/>
             <w:r>
               <w:rPr>
                 <w:rFonts w:ascii="Arial" w:hAnsi="Arial" w:cs="Arial"/>
               </w:rPr>
               <w:t>auditTeam</w:t>
             </w:r>
-            <w:proofErr w:type="spellEnd"/>
             <w:r>
               <w:rPr>
                 <w:rFonts w:ascii="Arial" w:hAnsi="Arial" w:cs="Arial"/>
@@ -2408,6 +2370,43 @@
           </w:tcPr>
           <w:p>
             <w:pPr>
+              <w:rPr>
+                <w:rFonts w:ascii="Calibri" w:hAnsi="Calibri" w:cs="Arial"/>
+                <w:iCs/>
+                <w:sz w:val="22"/>
+                <w:szCs w:val="22"/>
+              </w:rPr>
+            </w:pPr>
+            <w:r>
+              <w:rPr>
+                <w:rFonts w:ascii="Calibri" w:hAnsi="Calibri" w:cs="Arial"/>
+                <w:iCs/>
+                <w:sz w:val="22"/>
+                <w:szCs w:val="22"/>
+              </w:rPr>
+              <w:t>{{</w:t>
+            </w:r>
+            <w:r>
+              <w:rPr>
+                <w:rFonts w:ascii="Calibri" w:hAnsi="Calibri" w:cs="Arial"/>
+                <w:iCs/>
+                <w:sz w:val="22"/>
+                <w:szCs w:val="22"/>
+              </w:rPr>
+              <w:t>internalAuditFrequency</w:t>
+            </w:r>
+            <w:r>
+              <w:rPr>
+                <w:rFonts w:ascii="Calibri" w:hAnsi="Calibri" w:cs="Arial"/>
+                <w:iCs/>
+                <w:sz w:val="22"/>
+                <w:szCs w:val="22"/>
+              </w:rPr>
+              <w:t>}}</w:t>
+            </w:r>
+          </w:p>
+          <w:p>
+            <w:pPr>
               <w:adjustRightInd w:val="0"/>
               <w:snapToGrid w:val="0"/>
               <w:rPr>
@@ -2417,6 +2416,33 @@
                 <w:lang w:val="en-GB"/>
               </w:rPr>
             </w:pPr>
+            <w:r>
+              <w:rPr>
+                <w:rFonts w:ascii="Calibri" w:hAnsi="Calibri" w:cs="Arial"/>
+                <w:iCs/>
+                <w:sz w:val="22"/>
+                <w:szCs w:val="22"/>
+              </w:rPr>
+              <w:t>Internal Audit Done on {{</w:t>
+            </w:r>
+            <w:r>
+              <w:rPr>
+                <w:rFonts w:ascii="Calibri" w:hAnsi="Calibri" w:cs="Arial"/>
+                <w:iCs/>
+                <w:sz w:val="22"/>
+                <w:szCs w:val="22"/>
+              </w:rPr>
+              <w:t>dateOfLastInternalAudit</w:t>
+            </w:r>
+            <w:r>
+              <w:rPr>
+                <w:rFonts w:ascii="Calibri" w:hAnsi="Calibri" w:cs="Arial"/>
+                <w:iCs/>
+                <w:sz w:val="22"/>
+                <w:szCs w:val="22"/>
+              </w:rPr>
+              <w:t>}}</w:t>
+            </w:r>
           </w:p>
         </w:tc>
       </w:tr>
@@ -2489,6 +2515,43 @@
           </w:tcPr>
           <w:p>
             <w:pPr>
+              <w:rPr>
+                <w:rFonts w:ascii="Calibri" w:hAnsi="Calibri" w:cs="Arial"/>
+                <w:iCs/>
+                <w:sz w:val="22"/>
+                <w:szCs w:val="22"/>
+              </w:rPr>
+            </w:pPr>
+            <w:r>
+              <w:rPr>
+                <w:rFonts w:ascii="Calibri" w:hAnsi="Calibri" w:cs="Arial"/>
+                <w:iCs/>
+                <w:sz w:val="22"/>
+                <w:szCs w:val="22"/>
+              </w:rPr>
+              <w:t>{{</w:t>
+            </w:r>
+            <w:r>
+              <w:rPr>
+                <w:rFonts w:ascii="Calibri" w:hAnsi="Calibri" w:cs="Arial"/>
+                <w:iCs/>
+                <w:sz w:val="22"/>
+                <w:szCs w:val="22"/>
+              </w:rPr>
+              <w:t>managementReviewFrequency</w:t>
+            </w:r>
+            <w:r>
+              <w:rPr>
+                <w:rFonts w:ascii="Calibri" w:hAnsi="Calibri" w:cs="Arial"/>
+                <w:iCs/>
+                <w:sz w:val="22"/>
+                <w:szCs w:val="22"/>
+              </w:rPr>
+              <w:t xml:space="preserve">}} </w:t>
+            </w:r>
+          </w:p>
+          <w:p>
+            <w:pPr>
               <w:tabs>
                 <w:tab w:val="left" w:pos="7020"/>
               </w:tabs>
@@ -2496,6 +2559,33 @@
                 <w:rFonts w:ascii="Arial" w:hAnsi="Arial" w:cs="Arial"/>
               </w:rPr>
             </w:pPr>
+            <w:r>
+              <w:rPr>
+                <w:rFonts w:ascii="Calibri" w:hAnsi="Calibri" w:cs="Arial"/>
+                <w:iCs/>
+                <w:sz w:val="22"/>
+                <w:szCs w:val="22"/>
+              </w:rPr>
+              <w:t>Management Review Meeting done on {{</w:t>
+            </w:r>
+            <w:r>
+              <w:rPr>
+                <w:rFonts w:ascii="Calibri" w:hAnsi="Calibri" w:cs="Arial"/>
+                <w:iCs/>
+                <w:sz w:val="22"/>
+                <w:szCs w:val="22"/>
+              </w:rPr>
+              <w:t>dateOfLastManagementReview</w:t>
+            </w:r>
+            <w:r>
+              <w:rPr>
+                <w:rFonts w:ascii="Calibri" w:hAnsi="Calibri" w:cs="Arial"/>
+                <w:iCs/>
+                <w:sz w:val="22"/>
+                <w:szCs w:val="22"/>
+              </w:rPr>
+              <w:t>}}</w:t>
+            </w:r>
           </w:p>
         </w:tc>
       </w:tr>
@@ -2816,6 +2906,7 @@
         <w:rPr>
           <w:rFonts w:ascii="Calibri" w:hAnsi="Calibri" w:cs="Calibri"/>
           <w:b/>
+          <w:color w:val="FF0000"/>
           <w:sz w:val="28"/>
           <w:szCs w:val="28"/>
         </w:rPr>
@@ -2824,6 +2915,7 @@
         <w:rPr>
           <w:rFonts w:ascii="Calibri" w:hAnsi="Calibri" w:cs="Calibri"/>
           <w:b/>
+          <w:color w:val="FF0000"/>
           <w:sz w:val="28"/>
           <w:szCs w:val="28"/>
         </w:rPr>
@@ -2841,8 +2933,8 @@
     </w:p>
     <w:tbl>
       <w:tblPr>
-        <w:tblW w:w="0" w:type="auto"/>
-        <w:tblInd w:w="392" w:type="dxa"/>
+        <w:tblW w:w="10843" w:type="dxa"/>
+        <w:tblInd w:w="-34" w:type="dxa"/>
         <w:tblBorders>
           <w:top w:val="single" w:sz="4" w:space="0" w:color="000000"/>
           <w:left w:val="single" w:sz="4" w:space="0" w:color="000000"/>
@@ -2855,14 +2947,15 @@
         <w:tblLook w:val="0000" w:firstRow="0" w:lastRow="0" w:firstColumn="0" w:lastColumn="0" w:noHBand="0" w:noVBand="0"/>
       </w:tblPr>
       <w:tblGrid>
-        <w:gridCol w:w="992"/>
-        <w:gridCol w:w="4111"/>
-        <w:gridCol w:w="4111"/>
+        <w:gridCol w:w="10843"/>
       </w:tblGrid>
       <w:tr>
-        <w:tc>
-          <w:tcPr>
-            <w:tcW w:w="992" w:type="dxa"/>
+        <w:trPr>
+          <w:trHeight w:val="1051"/>
+        </w:trPr>
+        <w:tc>
+          <w:tcPr>
+            <w:tcW w:w="10843" w:type="dxa"/>
             <w:tcBorders>
               <w:top w:val="single" w:sz="4" w:space="0" w:color="000000"/>
               <w:left w:val="single" w:sz="4" w:space="0" w:color="000000"/>
@@ -2872,103 +2965,19 @@
           </w:tcPr>
           <w:p>
             <w:pPr>
-              <w:spacing w:line="360" w:lineRule="auto"/>
-              <w:jc w:val="both"/>
-              <w:rPr>
-                <w:rFonts w:ascii="Calibri" w:hAnsi="Calibri" w:cs="Calibri"/>
-                <w:b/>
-                <w:bCs/>
-              </w:rPr>
-            </w:pPr>
-            <w:r>
-              <w:rPr>
-                <w:rFonts w:ascii="Calibri" w:hAnsi="Calibri" w:cs="Calibri"/>
-                <w:b/>
-                <w:bCs/>
-              </w:rPr>
-              <w:t>Clause</w:t>
-            </w:r>
-          </w:p>
-        </w:tc>
-        <w:tc>
-          <w:tcPr>
-            <w:tcW w:w="4111" w:type="dxa"/>
-            <w:tcBorders>
-              <w:top w:val="single" w:sz="4" w:space="0" w:color="000000"/>
-              <w:left w:val="single" w:sz="4" w:space="0" w:color="000000"/>
-              <w:bottom w:val="single" w:sz="4" w:space="0" w:color="000000"/>
-              <w:right w:val="single" w:sz="4" w:space="0" w:color="000000"/>
-            </w:tcBorders>
-          </w:tcPr>
-          <w:p>
-            <w:pPr>
-              <w:jc w:val="center"/>
-              <w:rPr>
-                <w:rFonts w:ascii="Calibri" w:hAnsi="Calibri" w:cs="Calibri"/>
-                <w:b/>
-                <w:bCs/>
-              </w:rPr>
-            </w:pPr>
-            <w:r>
-              <w:rPr>
-                <w:rFonts w:ascii="Calibri" w:hAnsi="Calibri" w:cs="Calibri"/>
-                <w:b/>
-                <w:bCs/>
-              </w:rPr>
-              <w:t>Description of Non-conformities</w:t>
-            </w:r>
-            <w:r>
-              <w:rPr>
-                <w:rFonts w:ascii="Calibri" w:hAnsi="Calibri" w:cs="Calibri"/>
-                <w:b/>
-                <w:bCs/>
-                <w:lang w:val="en-IN"/>
-              </w:rPr>
-              <w:t xml:space="preserve"> </w:t>
-            </w:r>
-            <w:r>
-              <w:rPr>
-                <w:rFonts w:ascii="Calibri" w:hAnsi="Calibri" w:cs="Calibri"/>
-                <w:b/>
-                <w:bCs/>
-              </w:rPr>
-              <w:t>/ Inadequacies</w:t>
-            </w:r>
-          </w:p>
-        </w:tc>
-        <w:tc>
-          <w:tcPr>
-            <w:tcW w:w="4111" w:type="dxa"/>
-            <w:tcBorders>
-              <w:top w:val="single" w:sz="4" w:space="0" w:color="000000"/>
-              <w:left w:val="single" w:sz="4" w:space="0" w:color="000000"/>
-              <w:bottom w:val="single" w:sz="4" w:space="0" w:color="000000"/>
-              <w:right w:val="single" w:sz="4" w:space="0" w:color="000000"/>
-            </w:tcBorders>
-          </w:tcPr>
-          <w:p>
-            <w:pPr>
-              <w:jc w:val="center"/>
-              <w:rPr>
-                <w:rFonts w:ascii="Calibri" w:hAnsi="Calibri" w:cs="Calibri"/>
-                <w:b/>
-                <w:bCs/>
-              </w:rPr>
-            </w:pPr>
-          </w:p>
-        </w:tc>
-      </w:tr>
-      <w:tr>
-        <w:tc>
-          <w:tcPr>
-            <w:tcW w:w="992" w:type="dxa"/>
-            <w:tcBorders>
-              <w:top w:val="single" w:sz="4" w:space="0" w:color="000000"/>
-              <w:left w:val="single" w:sz="4" w:space="0" w:color="000000"/>
-              <w:bottom w:val="single" w:sz="4" w:space="0" w:color="000000"/>
-              <w:right w:val="single" w:sz="4" w:space="0" w:color="000000"/>
-            </w:tcBorders>
-          </w:tcPr>
+              <w:rPr>
+                <w:rFonts w:ascii="Calibri" w:hAnsi="Calibri" w:cs="Calibri"/>
+                <w:b/>
+              </w:rPr>
+            </w:pPr>
+            <w:r>
+              <w:rPr>
+                <w:rFonts w:ascii="Calibri" w:hAnsi="Calibri" w:cs="Calibri"/>
+                <w:b/>
+              </w:rPr>
+              <w:t>Non conformities raised in Stage-1:</w:t>
+            </w:r>
+          </w:p>
           <w:p>
             <w:pPr>
               <w:tabs>
@@ -2981,72 +2990,112 @@
             </w:pPr>
           </w:p>
         </w:tc>
-        <w:tc>
-          <w:tcPr>
-            <w:tcW w:w="4111" w:type="dxa"/>
-            <w:tcBorders>
-              <w:top w:val="single" w:sz="4" w:space="0" w:color="000000"/>
-              <w:left w:val="single" w:sz="4" w:space="0" w:color="000000"/>
-              <w:bottom w:val="single" w:sz="4" w:space="0" w:color="000000"/>
-              <w:right w:val="single" w:sz="4" w:space="0" w:color="000000"/>
-            </w:tcBorders>
-          </w:tcPr>
-          <w:p>
-            <w:pPr>
-              <w:tabs>
-                <w:tab w:val="left" w:pos="540"/>
-                <w:tab w:val="left" w:pos="3480"/>
-              </w:tabs>
-              <w:jc w:val="both"/>
-              <w:rPr>
-                <w:i/>
-                <w:iCs/>
-                <w:color w:val="FF0000"/>
-              </w:rPr>
-            </w:pPr>
-            <w:r>
-              <w:rPr>
-                <w:i/>
-                <w:iCs/>
-                <w:color w:val="FF0000"/>
-              </w:rPr>
-              <w:t>.</w:t>
-            </w:r>
-          </w:p>
-          <w:p>
-            <w:pPr>
-              <w:tabs>
-                <w:tab w:val="left" w:pos="540"/>
-                <w:tab w:val="left" w:pos="3480"/>
-              </w:tabs>
-              <w:jc w:val="both"/>
-              <w:rPr>
-                <w:bCs/>
-              </w:rPr>
-            </w:pPr>
-          </w:p>
-        </w:tc>
-        <w:tc>
-          <w:tcPr>
-            <w:tcW w:w="4111" w:type="dxa"/>
-            <w:tcBorders>
-              <w:top w:val="single" w:sz="4" w:space="0" w:color="000000"/>
-              <w:left w:val="single" w:sz="4" w:space="0" w:color="000000"/>
-              <w:bottom w:val="single" w:sz="4" w:space="0" w:color="000000"/>
-              <w:right w:val="single" w:sz="4" w:space="0" w:color="000000"/>
-            </w:tcBorders>
-          </w:tcPr>
-          <w:p>
-            <w:pPr>
-              <w:tabs>
-                <w:tab w:val="left" w:pos="540"/>
-                <w:tab w:val="left" w:pos="3480"/>
-              </w:tabs>
-              <w:jc w:val="both"/>
-              <w:rPr>
-                <w:i/>
-                <w:iCs/>
-                <w:color w:val="FF0000"/>
+      </w:tr>
+    </w:tbl>
+    <w:p>
+      <w:pPr>
+        <w:rPr>
+          <w:rFonts w:ascii="Calibri" w:hAnsi="Calibri" w:cs="Calibri"/>
+          <w:b/>
+          <w:sz w:val="28"/>
+          <w:szCs w:val="28"/>
+          <w:u w:val="single"/>
+        </w:rPr>
+      </w:pPr>
+    </w:p>
+    <w:p>
+      <w:pPr>
+        <w:spacing w:line="276" w:lineRule="auto"/>
+        <w:jc w:val="center"/>
+        <w:rPr>
+          <w:rFonts w:ascii="Calibri" w:hAnsi="Calibri" w:cs="Calibri"/>
+          <w:b/>
+          <w:color w:val="FF0000"/>
+          <w:sz w:val="28"/>
+          <w:szCs w:val="28"/>
+        </w:rPr>
+      </w:pPr>
+      <w:r>
+        <w:rPr>
+          <w:rFonts w:ascii="Calibri" w:hAnsi="Calibri" w:cs="Calibri"/>
+          <w:b/>
+          <w:color w:val="FF0000"/>
+          <w:sz w:val="28"/>
+          <w:szCs w:val="28"/>
+        </w:rPr>
+        <w:t>Observations</w:t>
+      </w:r>
+      <w:r>
+        <w:rPr>
+          <w:rFonts w:ascii="Calibri" w:hAnsi="Calibri" w:cs="Calibri"/>
+          <w:b/>
+          <w:color w:val="FF0000"/>
+          <w:sz w:val="28"/>
+          <w:szCs w:val="28"/>
+        </w:rPr>
+        <w:t xml:space="preserve"> in Stage-1</w:t>
+      </w:r>
+    </w:p>
+    <w:p>
+      <w:pPr>
+        <w:rPr>
+          <w:rFonts w:ascii="Calibri" w:hAnsi="Calibri" w:cs="Calibri"/>
+          <w:b/>
+          <w:sz w:val="28"/>
+          <w:szCs w:val="28"/>
+          <w:u w:val="single"/>
+        </w:rPr>
+      </w:pPr>
+    </w:p>
+    <w:tbl>
+      <w:tblPr>
+        <w:tblW w:w="0" w:type="auto"/>
+        <w:tblBorders>
+          <w:top w:val="single" w:sz="4" w:space="0" w:color="000000"/>
+          <w:left w:val="single" w:sz="4" w:space="0" w:color="000000"/>
+          <w:bottom w:val="single" w:sz="4" w:space="0" w:color="000000"/>
+          <w:right w:val="single" w:sz="4" w:space="0" w:color="000000"/>
+          <w:insideH w:val="single" w:sz="4" w:space="0" w:color="000000"/>
+          <w:insideV w:val="single" w:sz="4" w:space="0" w:color="000000"/>
+        </w:tblBorders>
+        <w:tblLook w:val="04A0" w:firstRow="1" w:lastRow="0" w:firstColumn="1" w:lastColumn="0" w:noHBand="0" w:noVBand="1"/>
+      </w:tblPr>
+      <w:tblGrid>
+        <w:gridCol w:w="10683"/>
+      </w:tblGrid>
+      <w:tr>
+        <w:tc>
+          <w:tcPr>
+            <w:tcW w:w="10683" w:type="dxa"/>
+            <w:shd w:val="clear" w:color="auto" w:fill="auto"/>
+          </w:tcPr>
+          <w:p>
+            <w:pPr>
+              <w:rPr>
+                <w:rFonts w:ascii="Arial" w:hAnsi="Arial" w:cs="Arial"/>
+                <w:b/>
+                <w:sz w:val="22"/>
+                <w:szCs w:val="22"/>
+              </w:rPr>
+            </w:pPr>
+            <w:r>
+              <w:rPr>
+                <w:rFonts w:ascii="Arial" w:hAnsi="Arial" w:cs="Arial"/>
+                <w:b/>
+                <w:sz w:val="22"/>
+                <w:szCs w:val="22"/>
+              </w:rPr>
+              <w:t>Observations raised in Stage-1:</w:t>
+            </w:r>
+          </w:p>
+          <w:p>
+            <w:pPr>
+              <w:rPr>
+                <w:rFonts w:ascii="Calibri" w:hAnsi="Calibri" w:cs="Calibri"/>
+                <w:b/>
+                <w:sz w:val="28"/>
+                <w:szCs w:val="28"/>
+                <w:u w:val="single"/>
               </w:rPr>
             </w:pPr>
           </w:p>
@@ -3095,6 +3144,7 @@
           <w:szCs w:val="28"/>
           <w:u w:val="single"/>
         </w:rPr>
+        <w:lastRenderedPageBreak/>
         <w:t>Closing meeting</w:t>
       </w:r>
       <w:r>
@@ -3257,15 +3307,7 @@
           <w:rFonts w:ascii="Calibri" w:hAnsi="Calibri" w:cs="Calibri"/>
           <w:i/>
         </w:rPr>
-        <w:t xml:space="preserve">IMS manual, IMS Procedures, Process flow chart, legal </w:t>
-      </w:r>
-      <w:r>
-        <w:rPr>
-          <w:rFonts w:ascii="Calibri" w:hAnsi="Calibri" w:cs="Calibri"/>
-          <w:i/>
-        </w:rPr>
-        <w:lastRenderedPageBreak/>
-        <w:t xml:space="preserve">requirements, </w:t>
+        <w:t xml:space="preserve">IMS manual, IMS Procedures, Process flow chart, legal requirements, </w:t>
       </w:r>
       <w:r>
         <w:rPr>
@@ -3529,27 +3571,7 @@
                 <w:sz w:val="22"/>
                 <w:szCs w:val="22"/>
               </w:rPr>
-              <w:t xml:space="preserve"> 14001:</w:t>
-            </w:r>
-            <w:proofErr w:type="gramStart"/>
-            <w:r>
-              <w:rPr>
-                <w:rFonts w:ascii="Calibri" w:hAnsi="Calibri" w:cs="Calibri"/>
-                <w:b/>
-                <w:sz w:val="22"/>
-                <w:szCs w:val="22"/>
-              </w:rPr>
-              <w:t>2015  STD</w:t>
-            </w:r>
-            <w:proofErr w:type="gramEnd"/>
-            <w:r>
-              <w:rPr>
-                <w:rFonts w:ascii="Calibri" w:hAnsi="Calibri" w:cs="Calibri"/>
-                <w:b/>
-                <w:sz w:val="22"/>
-                <w:szCs w:val="22"/>
-              </w:rPr>
-              <w:t xml:space="preserve"> REQUIREMENT</w:t>
+              <w:t xml:space="preserve"> 14001:2015  STD REQUIREMENT</w:t>
             </w:r>
           </w:p>
           <w:p>
@@ -4236,25 +4258,7 @@
                 <w:sz w:val="22"/>
                 <w:szCs w:val="22"/>
               </w:rPr>
-              <w:t xml:space="preserve">Demonstration of Top Management for Leadership and Commitment </w:t>
-            </w:r>
-            <w:proofErr w:type="spellStart"/>
-            <w:r>
-              <w:rPr>
-                <w:rFonts w:ascii="Calibri" w:hAnsi="Calibri" w:cs="Calibri"/>
-                <w:sz w:val="22"/>
-                <w:szCs w:val="22"/>
-              </w:rPr>
-              <w:t>w.r.t.</w:t>
-            </w:r>
-            <w:proofErr w:type="spellEnd"/>
-            <w:r>
-              <w:rPr>
-                <w:rFonts w:ascii="Calibri" w:hAnsi="Calibri" w:cs="Calibri"/>
-                <w:sz w:val="22"/>
-                <w:szCs w:val="22"/>
-              </w:rPr>
-              <w:t xml:space="preserve"> IMS, ensuring that legal obligations are determined, understood and met, risks/opportunities identified related to </w:t>
+              <w:t xml:space="preserve">Demonstration of Top Management for Leadership and Commitment w.r.t. IMS, </w:t>
             </w:r>
             <w:r>
               <w:rPr>
@@ -4263,7 +4267,7 @@
                 <w:szCs w:val="22"/>
               </w:rPr>
               <w:lastRenderedPageBreak/>
-              <w:t>customer satisfaction are addressed</w:t>
+              <w:t>ensuring that legal obligations are determined, understood and met, risks/opportunities identified related to customer satisfaction are addressed</w:t>
             </w:r>
           </w:p>
         </w:tc>
@@ -5156,7 +5160,16 @@
                 <w:sz w:val="22"/>
                 <w:szCs w:val="22"/>
               </w:rPr>
-              <w:t>2 (6.2.1 &amp; 6.2.2) Establishment of IMS Objectives and Action Plan for achieving these Objectives and any change in planning</w:t>
+              <w:t xml:space="preserve">2 (6.2.1 &amp; 6.2.2) Establishment of IMS Objectives and Action Plan for achieving </w:t>
+            </w:r>
+            <w:r>
+              <w:rPr>
+                <w:rFonts w:ascii="Calibri" w:hAnsi="Calibri" w:cs="Calibri"/>
+                <w:sz w:val="22"/>
+                <w:szCs w:val="22"/>
+              </w:rPr>
+              <w:lastRenderedPageBreak/>
+              <w:t>these Objectives and any change in planning</w:t>
             </w:r>
           </w:p>
           <w:p>
@@ -5174,16 +5187,7 @@
                 <w:sz w:val="22"/>
                 <w:szCs w:val="22"/>
               </w:rPr>
-              <w:t xml:space="preserve">Evidence that OH&amp;S objectives  have been established that are consistent with the </w:t>
-            </w:r>
-            <w:r>
-              <w:rPr>
-                <w:rFonts w:ascii="Calibri" w:hAnsi="Calibri" w:cs="Calibri"/>
-                <w:sz w:val="22"/>
-                <w:szCs w:val="22"/>
-              </w:rPr>
-              <w:lastRenderedPageBreak/>
-              <w:t xml:space="preserve">OH&amp;S policy, are Measurable, Monitored, Communicated &amp; Updated as appropriate </w:t>
+              <w:t xml:space="preserve">Evidence that OH&amp;S objectives  have been established that are consistent with the OH&amp;S policy, are Measurable, Monitored, Communicated &amp; Updated as appropriate </w:t>
             </w:r>
           </w:p>
           <w:p>
@@ -5516,7 +5520,16 @@
                 <w:sz w:val="22"/>
                 <w:szCs w:val="22"/>
               </w:rPr>
-              <w:t xml:space="preserve">Documented information supporting Awareness of persons working under the organizations control of IMS policy; Risk, significant Aspect / OH&amp;S hazards &amp; risks; their contribution toward an effective IMS; understanding the benefits of enhanced IMS performance and implications of not conforming with IMS and fulfilling compliance obligations </w:t>
+              <w:t xml:space="preserve">Documented information supporting Awareness of persons working under the organizations control of IMS policy; Risk, significant Aspect / OH&amp;S hazards &amp; risks; their contribution toward an effective IMS; understanding the benefits of enhanced IMS performance and implications of not conforming with IMS </w:t>
+            </w:r>
+            <w:r>
+              <w:rPr>
+                <w:rFonts w:ascii="Calibri" w:hAnsi="Calibri" w:cs="Calibri"/>
+                <w:sz w:val="22"/>
+                <w:szCs w:val="22"/>
+              </w:rPr>
+              <w:lastRenderedPageBreak/>
+              <w:t xml:space="preserve">and fulfilling compliance obligations </w:t>
             </w:r>
           </w:p>
         </w:tc>
@@ -5538,6 +5551,7 @@
                 <w:sz w:val="22"/>
                 <w:szCs w:val="22"/>
               </w:rPr>
+              <w:lastRenderedPageBreak/>
               <w:t xml:space="preserve">  </w:t>
             </w:r>
             <w:r>
@@ -5635,16 +5649,7 @@
                 <w:sz w:val="22"/>
                 <w:szCs w:val="22"/>
               </w:rPr>
-              <w:t xml:space="preserve">Evidence that process for Internal &amp; External Communication has been established </w:t>
-            </w:r>
-            <w:r>
-              <w:rPr>
-                <w:rFonts w:ascii="Calibri" w:hAnsi="Calibri" w:cs="Calibri"/>
-                <w:sz w:val="22"/>
-                <w:szCs w:val="22"/>
-              </w:rPr>
-              <w:lastRenderedPageBreak/>
-              <w:t>consistent with IMS</w:t>
+              <w:t>Evidence that process for Internal &amp; External Communication has been established consistent with IMS</w:t>
             </w:r>
           </w:p>
         </w:tc>
@@ -5666,7 +5671,6 @@
                 <w:sz w:val="22"/>
                 <w:szCs w:val="22"/>
               </w:rPr>
-              <w:lastRenderedPageBreak/>
               <w:t xml:space="preserve"> </w:t>
             </w:r>
             <w:r>
@@ -6500,6 +6504,7 @@
                 <w:sz w:val="22"/>
                 <w:szCs w:val="22"/>
               </w:rPr>
+              <w:lastRenderedPageBreak/>
               <w:t>8.4.2</w:t>
             </w:r>
           </w:p>
@@ -6724,7 +6729,6 @@
                 <w:sz w:val="22"/>
                 <w:szCs w:val="22"/>
               </w:rPr>
-              <w:lastRenderedPageBreak/>
               <w:t>8.5.1</w:t>
             </w:r>
           </w:p>
@@ -7879,25 +7883,7 @@
                 <w:sz w:val="22"/>
                 <w:szCs w:val="22"/>
               </w:rPr>
-              <w:t xml:space="preserve">Evidence that organization has identified what needs to be monitored, measured, </w:t>
-            </w:r>
-            <w:proofErr w:type="spellStart"/>
-            <w:r>
-              <w:rPr>
-                <w:rFonts w:ascii="Calibri" w:hAnsi="Calibri" w:cs="Calibri"/>
-                <w:sz w:val="22"/>
-                <w:szCs w:val="22"/>
-              </w:rPr>
-              <w:t>analysed</w:t>
-            </w:r>
-            <w:proofErr w:type="spellEnd"/>
-            <w:r>
-              <w:rPr>
-                <w:rFonts w:ascii="Calibri" w:hAnsi="Calibri" w:cs="Calibri"/>
-                <w:sz w:val="22"/>
-                <w:szCs w:val="22"/>
-              </w:rPr>
-              <w:t xml:space="preserve"> and evaluated.</w:t>
+              <w:t>Evidence that organization has identified what needs to be monitored, measured, analysed and evaluated.</w:t>
             </w:r>
           </w:p>
         </w:tc>
@@ -8083,6 +8069,7 @@
                 <w:sz w:val="22"/>
                 <w:szCs w:val="22"/>
               </w:rPr>
+              <w:lastRenderedPageBreak/>
               <w:t>9.1.3</w:t>
             </w:r>
           </w:p>
@@ -8231,17 +8218,7 @@
                 <w:sz w:val="22"/>
                 <w:szCs w:val="22"/>
               </w:rPr>
-              <w:t xml:space="preserve">Full internal Audit to </w:t>
-            </w:r>
-            <w:r>
-              <w:rPr>
-                <w:rFonts w:ascii="Calibri" w:hAnsi="Calibri" w:cs="Calibri"/>
-                <w:b/>
-                <w:sz w:val="22"/>
-                <w:szCs w:val="22"/>
-              </w:rPr>
-              <w:lastRenderedPageBreak/>
-              <w:t>ISO 45001: 2018</w:t>
+              <w:t>Full internal Audit to ISO 45001: 2018</w:t>
             </w:r>
             <w:r>
               <w:rPr>
@@ -8281,7 +8258,6 @@
               <w:rPr>
                 <w:lang w:val="lt-LT"/>
               </w:rPr>
-              <w:lastRenderedPageBreak/>
               <w:t>{{clause}}</w:t>
             </w:r>
           </w:p>
@@ -8940,6 +8916,180 @@
           <w:b/>
           <w:sz w:val="22"/>
           <w:szCs w:val="22"/>
+        </w:rPr>
+      </w:pPr>
+    </w:p>
+    <w:p>
+      <w:pPr>
+        <w:jc w:val="center"/>
+        <w:rPr>
+          <w:rFonts w:ascii="Calibri" w:hAnsi="Calibri" w:cs="Calibri"/>
+          <w:b/>
+          <w:color w:val="FF0000"/>
+        </w:rPr>
+      </w:pPr>
+      <w:r>
+        <w:rPr>
+          <w:rFonts w:ascii="Calibri" w:hAnsi="Calibri" w:cs="Calibri"/>
+          <w:b/>
+          <w:color w:val="FF0000"/>
+        </w:rPr>
+        <w:t>Status of Non Conformities raised:</w:t>
+      </w:r>
+    </w:p>
+    <w:p>
+      <w:pPr>
+        <w:jc w:val="center"/>
+        <w:rPr>
+          <w:rFonts w:ascii="Calibri" w:hAnsi="Calibri" w:cs="Calibri"/>
+          <w:b/>
+          <w:color w:val="FF0000"/>
+        </w:rPr>
+      </w:pPr>
+    </w:p>
+    <w:tbl>
+      <w:tblPr>
+        <w:tblW w:w="0" w:type="auto"/>
+        <w:tblBorders>
+          <w:top w:val="single" w:sz="4" w:space="0" w:color="000000"/>
+          <w:left w:val="single" w:sz="4" w:space="0" w:color="000000"/>
+          <w:bottom w:val="single" w:sz="4" w:space="0" w:color="000000"/>
+          <w:right w:val="single" w:sz="4" w:space="0" w:color="000000"/>
+          <w:insideH w:val="single" w:sz="4" w:space="0" w:color="000000"/>
+          <w:insideV w:val="single" w:sz="4" w:space="0" w:color="000000"/>
+        </w:tblBorders>
+        <w:tblLook w:val="04A0" w:firstRow="1" w:lastRow="0" w:firstColumn="1" w:lastColumn="0" w:noHBand="0" w:noVBand="1"/>
+      </w:tblPr>
+      <w:tblGrid>
+        <w:gridCol w:w="10683"/>
+      </w:tblGrid>
+      <w:tr>
+        <w:tc>
+          <w:tcPr>
+            <w:tcW w:w="10683" w:type="dxa"/>
+            <w:shd w:val="clear" w:color="auto" w:fill="auto"/>
+          </w:tcPr>
+          <w:p>
+            <w:pPr>
+              <w:rPr>
+                <w:rFonts w:ascii="Calibri" w:hAnsi="Calibri" w:cs="Calibri"/>
+                <w:b/>
+              </w:rPr>
+            </w:pPr>
+            <w:r>
+              <w:rPr>
+                <w:rFonts w:ascii="Calibri" w:hAnsi="Calibri" w:cs="Calibri"/>
+                <w:b/>
+              </w:rPr>
+              <w:t>Minor NCs raised:</w:t>
+            </w:r>
+          </w:p>
+          <w:p>
+            <w:pPr>
+              <w:rPr>
+                <w:rFonts w:ascii="Calibri" w:hAnsi="Calibri" w:cs="Calibri"/>
+                <w:b/>
+                <w:sz w:val="22"/>
+                <w:szCs w:val="22"/>
+              </w:rPr>
+            </w:pPr>
+          </w:p>
+        </w:tc>
+      </w:tr>
+    </w:tbl>
+    <w:p>
+      <w:pPr>
+        <w:rPr>
+          <w:rFonts w:ascii="Calibri" w:hAnsi="Calibri" w:cs="Calibri"/>
+          <w:b/>
+          <w:sz w:val="22"/>
+          <w:szCs w:val="22"/>
+        </w:rPr>
+      </w:pPr>
+    </w:p>
+    <w:p>
+      <w:pPr>
+        <w:jc w:val="center"/>
+        <w:rPr>
+          <w:rFonts w:ascii="Calibri" w:hAnsi="Calibri" w:cs="Calibri"/>
+          <w:b/>
+          <w:color w:val="FF0000"/>
+        </w:rPr>
+      </w:pPr>
+      <w:r>
+        <w:rPr>
+          <w:rFonts w:ascii="Calibri" w:hAnsi="Calibri" w:cs="Calibri"/>
+          <w:b/>
+          <w:color w:val="FF0000"/>
+        </w:rPr>
+        <w:t>Observations</w:t>
+      </w:r>
+      <w:r>
+        <w:rPr>
+          <w:rFonts w:ascii="Calibri" w:hAnsi="Calibri" w:cs="Calibri"/>
+          <w:b/>
+          <w:color w:val="FF0000"/>
+        </w:rPr>
+        <w:t>:</w:t>
+      </w:r>
+    </w:p>
+    <w:tbl>
+      <w:tblPr>
+        <w:tblW w:w="0" w:type="auto"/>
+        <w:tblBorders>
+          <w:top w:val="single" w:sz="4" w:space="0" w:color="000000"/>
+          <w:left w:val="single" w:sz="4" w:space="0" w:color="000000"/>
+          <w:bottom w:val="single" w:sz="4" w:space="0" w:color="000000"/>
+          <w:right w:val="single" w:sz="4" w:space="0" w:color="000000"/>
+          <w:insideH w:val="single" w:sz="4" w:space="0" w:color="000000"/>
+          <w:insideV w:val="single" w:sz="4" w:space="0" w:color="000000"/>
+        </w:tblBorders>
+        <w:tblLook w:val="04A0" w:firstRow="1" w:lastRow="0" w:firstColumn="1" w:lastColumn="0" w:noHBand="0" w:noVBand="1"/>
+      </w:tblPr>
+      <w:tblGrid>
+        <w:gridCol w:w="10683"/>
+      </w:tblGrid>
+      <w:tr>
+        <w:tc>
+          <w:tcPr>
+            <w:tcW w:w="10683" w:type="dxa"/>
+            <w:shd w:val="clear" w:color="auto" w:fill="auto"/>
+          </w:tcPr>
+          <w:p>
+            <w:pPr>
+              <w:rPr>
+                <w:rFonts w:ascii="Calibri" w:hAnsi="Calibri" w:cs="Calibri"/>
+                <w:b/>
+              </w:rPr>
+            </w:pPr>
+            <w:r>
+              <w:rPr>
+                <w:rFonts w:ascii="Calibri" w:hAnsi="Calibri" w:cs="Calibri"/>
+                <w:b/>
+              </w:rPr>
+              <w:t>Observations raised:</w:t>
+            </w:r>
+          </w:p>
+          <w:p>
+            <w:pPr>
+              <w:rPr>
+                <w:rFonts w:ascii="Calibri" w:hAnsi="Calibri" w:cs="Calibri"/>
+                <w:b/>
+                <w:color w:val="FF0000"/>
+                <w:sz w:val="22"/>
+                <w:szCs w:val="22"/>
+              </w:rPr>
+            </w:pPr>
+          </w:p>
+        </w:tc>
+      </w:tr>
+    </w:tbl>
+    <w:p>
+      <w:pPr>
+        <w:rPr>
+          <w:rFonts w:ascii="Calibri" w:hAnsi="Calibri" w:cs="Calibri"/>
+          <w:b/>
+          <w:color w:val="FF0000"/>
         </w:rPr>
       </w:pPr>
     </w:p>
@@ -8999,7 +9149,6 @@
               </w:rPr>
               <w:t xml:space="preserve">Audited </w:t>
             </w:r>
-            <w:proofErr w:type="gramStart"/>
             <w:r>
               <w:rPr>
                 <w:rFonts w:ascii="Calibri" w:hAnsi="Calibri" w:cs="Calibri"/>
@@ -9019,17 +9168,8 @@
                 <w:rFonts w:ascii="Calibri" w:hAnsi="Calibri" w:cs="Calibri"/>
                 <w:i/>
               </w:rPr>
-              <w:t>:</w:t>
-            </w:r>
-            <w:proofErr w:type="gramEnd"/>
-            <w:r>
-              <w:rPr>
-                <w:rFonts w:ascii="Calibri" w:hAnsi="Calibri" w:cs="Calibri"/>
-                <w:i/>
-              </w:rPr>
-              <w:t xml:space="preserve"> {{</w:t>
-            </w:r>
-            <w:proofErr w:type="spellStart"/>
+              <w:t>: {{</w:t>
+            </w:r>
             <w:r>
               <w:rPr>
                 <w:rFonts w:ascii="Calibri" w:hAnsi="Calibri" w:cs="Calibri"/>
@@ -9037,7 +9177,6 @@
               </w:rPr>
               <w:t>organizationName</w:t>
             </w:r>
-            <w:proofErr w:type="spellEnd"/>
             <w:r>
               <w:rPr>
                 <w:rFonts w:ascii="Calibri" w:hAnsi="Calibri" w:cs="Calibri"/>
@@ -9068,15 +9207,7 @@
                 <w:rFonts w:ascii="Calibri" w:hAnsi="Calibri" w:cs="Calibri"/>
                 <w:i/>
               </w:rPr>
-              <w:t>Address:</w:t>
-            </w:r>
-            <w:proofErr w:type="gramStart"/>
-            <w:r>
-              <w:rPr>
-                <w:rFonts w:ascii="Calibri" w:hAnsi="Calibri" w:cs="Calibri"/>
-                <w:i/>
-              </w:rPr>
-              <w:t xml:space="preserve"> </w:t>
+              <w:t xml:space="preserve">Address: </w:t>
             </w:r>
             <w:r>
               <w:rPr>
@@ -9090,15 +9221,7 @@
                 <w:rFonts w:ascii="Calibri" w:hAnsi="Calibri" w:cs="Calibri"/>
                 <w:i/>
               </w:rPr>
-              <w:t>{</w:t>
-            </w:r>
-            <w:proofErr w:type="gramEnd"/>
-            <w:r>
-              <w:rPr>
-                <w:rFonts w:ascii="Calibri" w:hAnsi="Calibri" w:cs="Calibri"/>
-                <w:i/>
-              </w:rPr>
-              <w:t>{</w:t>
+              <w:t>{{</w:t>
             </w:r>
             <w:r>
               <w:rPr>
@@ -9607,6 +9730,7 @@
                 <w:sz w:val="20"/>
                 <w:szCs w:val="20"/>
               </w:rPr>
+              <w:lastRenderedPageBreak/>
               <w:fldChar w:fldCharType="begin">
                 <w:ffData>
                   <w:name w:val="Check11"/>
@@ -10245,18 +10369,7 @@
                 <w:sz w:val="22"/>
                 <w:szCs w:val="22"/>
               </w:rPr>
-              <w:t xml:space="preserve">subject to submission of a satisfactory corrective action plan within 15 days and subsequently evidence of proper CA regarding the above mention 4 Minor NCs </w:t>
-            </w:r>
-            <w:r>
-              <w:rPr>
-                <w:rFonts w:ascii="Calibri" w:hAnsi="Calibri" w:cs="Calibri"/>
-                <w:b/>
-                <w:i/>
-                <w:sz w:val="22"/>
-                <w:szCs w:val="22"/>
-              </w:rPr>
-              <w:lastRenderedPageBreak/>
-              <w:t>within 60 days.</w:t>
+              <w:t>subject to submission of a satisfactory corrective action plan within 15 days and subsequently evidence of proper CA regarding the above mention 4 Minor NCs within 60 days.</w:t>
             </w:r>
           </w:p>
         </w:tc>
@@ -10288,7 +10401,6 @@
                 <w:sz w:val="20"/>
                 <w:szCs w:val="20"/>
               </w:rPr>
-              <w:lastRenderedPageBreak/>
               <w:fldChar w:fldCharType="begin">
                 <w:ffData>
                   <w:name w:val="Check11"/>
@@ -10728,13 +10840,16 @@
         <w:tblLook w:val="0000" w:firstRow="0" w:lastRow="0" w:firstColumn="0" w:lastColumn="0" w:noHBand="0" w:noVBand="0"/>
       </w:tblPr>
       <w:tblGrid>
-        <w:gridCol w:w="738"/>
-        <w:gridCol w:w="8838"/>
+        <w:gridCol w:w="806"/>
+        <w:gridCol w:w="9656"/>
       </w:tblGrid>
       <w:tr>
-        <w:tc>
-          <w:tcPr>
-            <w:tcW w:w="738" w:type="dxa"/>
+        <w:trPr>
+          <w:trHeight w:val="669"/>
+        </w:trPr>
+        <w:tc>
+          <w:tcPr>
+            <w:tcW w:w="806" w:type="dxa"/>
           </w:tcPr>
           <w:p>
             <w:pPr>
@@ -10809,7 +10924,7 @@
         </w:tc>
         <w:tc>
           <w:tcPr>
-            <w:tcW w:w="8838" w:type="dxa"/>
+            <w:tcW w:w="9656" w:type="dxa"/>
           </w:tcPr>
           <w:p>
             <w:pPr>
@@ -10846,9 +10961,12 @@
         </w:tc>
       </w:tr>
       <w:tr>
-        <w:tc>
-          <w:tcPr>
-            <w:tcW w:w="738" w:type="dxa"/>
+        <w:trPr>
+          <w:trHeight w:val="1352"/>
+        </w:trPr>
+        <w:tc>
+          <w:tcPr>
+            <w:tcW w:w="806" w:type="dxa"/>
           </w:tcPr>
           <w:p>
             <w:pPr>
@@ -10923,7 +11041,7 @@
         </w:tc>
         <w:tc>
           <w:tcPr>
-            <w:tcW w:w="8838" w:type="dxa"/>
+            <w:tcW w:w="9656" w:type="dxa"/>
           </w:tcPr>
           <w:p>
             <w:pPr>
@@ -10980,9 +11098,12 @@
         </w:tc>
       </w:tr>
       <w:tr>
-        <w:tc>
-          <w:tcPr>
-            <w:tcW w:w="738" w:type="dxa"/>
+        <w:trPr>
+          <w:trHeight w:val="905"/>
+        </w:trPr>
+        <w:tc>
+          <w:tcPr>
+            <w:tcW w:w="806" w:type="dxa"/>
           </w:tcPr>
           <w:p>
             <w:pPr>
@@ -11058,7 +11179,7 @@
         </w:tc>
         <w:tc>
           <w:tcPr>
-            <w:tcW w:w="8838" w:type="dxa"/>
+            <w:tcW w:w="9656" w:type="dxa"/>
           </w:tcPr>
           <w:p>
             <w:pPr>
@@ -11113,9 +11234,12 @@
         </w:tc>
       </w:tr>
       <w:tr>
-        <w:tc>
-          <w:tcPr>
-            <w:tcW w:w="738" w:type="dxa"/>
+        <w:trPr>
+          <w:trHeight w:val="1116"/>
+        </w:trPr>
+        <w:tc>
+          <w:tcPr>
+            <w:tcW w:w="806" w:type="dxa"/>
           </w:tcPr>
           <w:p>
             <w:pPr>
@@ -11191,7 +11315,7 @@
         </w:tc>
         <w:tc>
           <w:tcPr>
-            <w:tcW w:w="8838" w:type="dxa"/>
+            <w:tcW w:w="9656" w:type="dxa"/>
           </w:tcPr>
           <w:p>
             <w:pPr>
@@ -11264,9 +11388,12 @@
         </w:tc>
       </w:tr>
       <w:tr>
-        <w:tc>
-          <w:tcPr>
-            <w:tcW w:w="738" w:type="dxa"/>
+        <w:trPr>
+          <w:trHeight w:val="222"/>
+        </w:trPr>
+        <w:tc>
+          <w:tcPr>
+            <w:tcW w:w="806" w:type="dxa"/>
           </w:tcPr>
           <w:p>
             <w:pPr>
@@ -11285,7 +11412,7 @@
         </w:tc>
         <w:tc>
           <w:tcPr>
-            <w:tcW w:w="8838" w:type="dxa"/>
+            <w:tcW w:w="9656" w:type="dxa"/>
           </w:tcPr>
           <w:p>
             <w:pPr>
@@ -11385,15 +11512,7 @@
               <w:t xml:space="preserve">: </w:t>
             </w:r>
             <w:r>
-              <w:t>{{</w:t>
-            </w:r>
-            <w:proofErr w:type="spellStart"/>
-            <w:r>
-              <w:t>endDateOfAudit</w:t>
-            </w:r>
-            <w:proofErr w:type="spellEnd"/>
-            <w:r>
-              <w:t>}}</w:t>
+              <w:t>{{endDateOfAudit}}</w:t>
             </w:r>
           </w:p>
         </w:tc>
@@ -11485,21 +11604,7 @@
               <w:rPr>
                 <w:rFonts w:ascii="Calibri" w:hAnsi="Calibri" w:cs="Arial"/>
               </w:rPr>
-              <w:t>{{</w:t>
-            </w:r>
-            <w:proofErr w:type="spellStart"/>
-            <w:r>
-              <w:rPr>
-                <w:rFonts w:ascii="Calibri" w:hAnsi="Calibri" w:cs="Arial"/>
-              </w:rPr>
-              <w:t>auditorName</w:t>
-            </w:r>
-            <w:proofErr w:type="spellEnd"/>
-            <w:r>
-              <w:rPr>
-                <w:rFonts w:ascii="Calibri" w:hAnsi="Calibri" w:cs="Arial"/>
-              </w:rPr>
-              <w:t>}}</w:t>
+              <w:t>{{auditorName}}</w:t>
             </w:r>
           </w:p>
         </w:tc>
@@ -11526,21 +11631,7 @@
               <w:rPr>
                 <w:rFonts w:ascii="Calibri" w:hAnsi="Calibri" w:cs="Arial"/>
               </w:rPr>
-              <w:t>{{</w:t>
-            </w:r>
-            <w:proofErr w:type="spellStart"/>
-            <w:r>
-              <w:rPr>
-                <w:rFonts w:ascii="Calibri" w:hAnsi="Calibri" w:cs="Arial"/>
-              </w:rPr>
-              <w:t>clientName</w:t>
-            </w:r>
-            <w:proofErr w:type="spellEnd"/>
-            <w:r>
-              <w:rPr>
-                <w:rFonts w:ascii="Calibri" w:hAnsi="Calibri" w:cs="Arial"/>
-              </w:rPr>
-              <w:t>}}</w:t>
+              <w:t>{{clientName}}</w:t>
             </w:r>
           </w:p>
           <w:p>
@@ -13984,7 +14075,7 @@
   <w:style w:type="paragraph" w:default="1" w:styleId="Normal">
     <w:name w:val="Normal"/>
     <w:qFormat/>
-    <w:rsid w:val="00A7742A"/>
+    <w:rsid w:val="009A6391"/>
     <w:rPr>
       <w:sz w:val="24"/>
       <w:szCs w:val="24"/>
@@ -14639,17 +14730,6 @@
 </file>
 
 <file path=customXml/item1.xml><?xml version="1.0" encoding="utf-8"?>
-<p:properties xmlns:p="http://schemas.microsoft.com/office/2006/metadata/properties" xmlns:xsi="http://www.w3.org/2001/XMLSchema-instance" xmlns:pc="http://schemas.microsoft.com/office/infopath/2007/PartnerControls">
-  <documentManagement>
-    <TaxCatchAll xmlns="1b080280-7f72-4449-8388-fe55f61b3af8"/>
-    <lcf76f155ced4ddcb4097134ff3c332f xmlns="d95cb5b6-d090-4795-af04-4b310bffa99d">
-      <Terms xmlns="http://schemas.microsoft.com/office/infopath/2007/PartnerControls"/>
-    </lcf76f155ced4ddcb4097134ff3c332f>
-  </documentManagement>
-</p:properties>
-</file>
-
-<file path=customXml/item2.xml><?xml version="1.0" encoding="utf-8"?>
 <ct:contentTypeSchema xmlns:ct="http://schemas.microsoft.com/office/2006/metadata/contentType" xmlns:ma="http://schemas.microsoft.com/office/2006/metadata/properties/metaAttributes" ct:_="" ma:_="" ma:contentTypeName="Document" ma:contentTypeID="0x010100568A7AD6675AB243B177BD17E69AEAC8" ma:contentTypeVersion="17" ma:contentTypeDescription="Create a new document." ma:contentTypeScope="" ma:versionID="377c2d8bc3f266b6741bf85d1ffcab63">
   <xsd:schema xmlns:xsd="http://www.w3.org/2001/XMLSchema" xmlns:xs="http://www.w3.org/2001/XMLSchema" xmlns:p="http://schemas.microsoft.com/office/2006/metadata/properties" xmlns:ns2="d95cb5b6-d090-4795-af04-4b310bffa99d" xmlns:ns3="1b080280-7f72-4449-8388-fe55f61b3af8" targetNamespace="http://schemas.microsoft.com/office/2006/metadata/properties" ma:root="true" ma:fieldsID="f408e731deb713321378b77e8fb61df3" ns2:_="" ns3:_="">
     <xsd:import namespace="d95cb5b6-d090-4795-af04-4b310bffa99d"/>
@@ -14898,7 +14978,7 @@
 </ct:contentTypeSchema>
 </file>
 
-<file path=customXml/item3.xml><?xml version="1.0" encoding="utf-8"?>
+<file path=customXml/item2.xml><?xml version="1.0" encoding="utf-8"?>
 <?mso-contentType ?>
 <FormTemplates xmlns="http://schemas.microsoft.com/sharepoint/v3/contenttype/forms">
   <Display>DocumentLibraryForm</Display>
@@ -14907,18 +14987,18 @@
 </FormTemplates>
 </file>
 
-<file path=customXml/itemProps1.xml><?xml version="1.0" encoding="utf-8"?>
-<ds:datastoreItem xmlns:ds="http://schemas.openxmlformats.org/officeDocument/2006/customXml" ds:itemID="{5BEABEBD-F1FE-491E-9645-6AD277B657E3}">
-  <ds:schemaRefs>
-    <ds:schemaRef ds:uri="http://schemas.microsoft.com/office/2006/metadata/properties"/>
-    <ds:schemaRef ds:uri="http://schemas.microsoft.com/office/infopath/2007/PartnerControls"/>
-    <ds:schemaRef ds:uri="1b080280-7f72-4449-8388-fe55f61b3af8"/>
-    <ds:schemaRef ds:uri="d95cb5b6-d090-4795-af04-4b310bffa99d"/>
-  </ds:schemaRefs>
-</ds:datastoreItem>
+<file path=customXml/item3.xml><?xml version="1.0" encoding="utf-8"?>
+<p:properties xmlns:p="http://schemas.microsoft.com/office/2006/metadata/properties" xmlns:xsi="http://www.w3.org/2001/XMLSchema-instance" xmlns:pc="http://schemas.microsoft.com/office/infopath/2007/PartnerControls">
+  <documentManagement>
+    <TaxCatchAll xmlns="1b080280-7f72-4449-8388-fe55f61b3af8"/>
+    <lcf76f155ced4ddcb4097134ff3c332f xmlns="d95cb5b6-d090-4795-af04-4b310bffa99d">
+      <Terms xmlns="http://schemas.microsoft.com/office/infopath/2007/PartnerControls"/>
+    </lcf76f155ced4ddcb4097134ff3c332f>
+  </documentManagement>
+</p:properties>
 </file>
 
-<file path=customXml/itemProps2.xml><?xml version="1.0" encoding="utf-8"?>
+<file path=customXml/itemProps1.xml><?xml version="1.0" encoding="utf-8"?>
 <ds:datastoreItem xmlns:ds="http://schemas.openxmlformats.org/officeDocument/2006/customXml" ds:itemID="{C38FBFBD-5D92-4AA0-AD54-31A32EB5B245}">
   <ds:schemaRefs>
     <ds:schemaRef ds:uri="http://schemas.microsoft.com/office/2006/metadata/contentType"/>
@@ -14937,10 +15017,21 @@
 </ds:datastoreItem>
 </file>
 
-<file path=customXml/itemProps3.xml><?xml version="1.0" encoding="utf-8"?>
+<file path=customXml/itemProps2.xml><?xml version="1.0" encoding="utf-8"?>
 <ds:datastoreItem xmlns:ds="http://schemas.openxmlformats.org/officeDocument/2006/customXml" ds:itemID="{D95CBEFB-2925-4532-AE18-BF81542264DF}">
   <ds:schemaRefs>
     <ds:schemaRef ds:uri="http://schemas.microsoft.com/sharepoint/v3/contenttype/forms"/>
   </ds:schemaRefs>
 </ds:datastoreItem>
+</file>
+
+<file path=customXml/itemProps3.xml><?xml version="1.0" encoding="utf-8"?>
+<ds:datastoreItem xmlns:ds="http://schemas.openxmlformats.org/officeDocument/2006/customXml" ds:itemID="{5BEABEBD-F1FE-491E-9645-6AD277B657E3}">
+  <ds:schemaRefs>
+    <ds:schemaRef ds:uri="http://schemas.microsoft.com/office/2006/metadata/properties"/>
+    <ds:schemaRef ds:uri="http://schemas.microsoft.com/office/infopath/2007/PartnerControls"/>
+    <ds:schemaRef ds:uri="1b080280-7f72-4449-8388-fe55f61b3af8"/>
+    <ds:schemaRef ds:uri="d95cb5b6-d090-4795-af04-4b310bffa99d"/>
+  </ds:schemaRefs>
+</ds:datastoreItem>
 </file>
--- a/templates/iso9001_14001_stage2.docx
+++ b/templates/iso9001_14001_stage2.docx
@@ -297,6 +297,7 @@
         </w:rPr>
         <w:t>{{</w:t>
       </w:r>
+      <w:proofErr w:type="spellStart"/>
       <w:r>
         <w:rPr>
           <w:rFonts w:ascii="Arial" w:hAnsi="Arial" w:cs="Arial"/>
@@ -306,6 +307,7 @@
         </w:rPr>
         <w:t>organizationName</w:t>
       </w:r>
+      <w:proofErr w:type="spellEnd"/>
       <w:r>
         <w:rPr>
           <w:rFonts w:ascii="Arial" w:hAnsi="Arial" w:cs="Arial"/>
@@ -425,9 +427,11 @@
             <w:r>
               <w:t>{{</w:t>
             </w:r>
+            <w:proofErr w:type="spellStart"/>
             <w:r>
               <w:t>organizationName</w:t>
             </w:r>
+            <w:proofErr w:type="spellEnd"/>
             <w:r>
               <w:t>}}</w:t>
             </w:r>
@@ -549,12 +553,14 @@
               </w:rPr>
               <w:t>{{</w:t>
             </w:r>
+            <w:proofErr w:type="spellStart"/>
             <w:r>
               <w:rPr>
                 <w:rFonts w:ascii="Arial" w:hAnsi="Arial" w:cs="Arial"/>
               </w:rPr>
               <w:t>siteAddress</w:t>
             </w:r>
+            <w:proofErr w:type="spellEnd"/>
             <w:r>
               <w:rPr>
                 <w:rFonts w:ascii="Arial" w:hAnsi="Arial" w:cs="Arial"/>
@@ -616,12 +622,14 @@
               </w:rPr>
               <w:t>{{</w:t>
             </w:r>
+            <w:proofErr w:type="spellStart"/>
             <w:r>
               <w:rPr>
                 <w:rFonts w:ascii="Arial" w:hAnsi="Arial" w:cs="Arial"/>
               </w:rPr>
               <w:t>clientName</w:t>
             </w:r>
+            <w:proofErr w:type="spellEnd"/>
             <w:r>
               <w:rPr>
                 <w:rFonts w:ascii="Arial" w:hAnsi="Arial" w:cs="Arial"/>
@@ -683,12 +691,14 @@
               </w:rPr>
               <w:t>{{</w:t>
             </w:r>
+            <w:proofErr w:type="spellStart"/>
             <w:r>
               <w:rPr>
                 <w:rFonts w:ascii="Arial" w:hAnsi="Arial" w:cs="Arial"/>
               </w:rPr>
               <w:t>contactPerson</w:t>
             </w:r>
+            <w:proofErr w:type="spellEnd"/>
             <w:r>
               <w:rPr>
                 <w:rFonts w:ascii="Arial" w:hAnsi="Arial" w:cs="Arial"/>
@@ -750,12 +760,14 @@
               </w:rPr>
               <w:t>{{</w:t>
             </w:r>
+            <w:proofErr w:type="spellStart"/>
             <w:r>
               <w:rPr>
                 <w:rFonts w:ascii="Arial" w:hAnsi="Arial" w:cs="Arial"/>
               </w:rPr>
               <w:t>emailId</w:t>
             </w:r>
+            <w:proofErr w:type="spellEnd"/>
             <w:r>
               <w:rPr>
                 <w:rFonts w:ascii="Arial" w:hAnsi="Arial" w:cs="Arial"/>
@@ -940,12 +952,14 @@
               </w:rPr>
               <w:t>{{</w:t>
             </w:r>
+            <w:proofErr w:type="spellStart"/>
             <w:r>
               <w:rPr>
                 <w:rFonts w:ascii="Arial" w:hAnsi="Arial" w:cs="Arial"/>
               </w:rPr>
               <w:t>iafCode</w:t>
             </w:r>
+            <w:proofErr w:type="spellEnd"/>
             <w:r>
               <w:rPr>
                 <w:rFonts w:ascii="Arial" w:hAnsi="Arial" w:cs="Arial"/>
@@ -1009,7 +1023,23 @@
                 <w:rFonts w:ascii="Calibri" w:hAnsi="Calibri" w:cs="Arial"/>
                 <w:szCs w:val="20"/>
               </w:rPr>
-              <w:t>{{riskCategory}}</w:t>
+              <w:t>{{</w:t>
+            </w:r>
+            <w:proofErr w:type="spellStart"/>
+            <w:r>
+              <w:rPr>
+                <w:rFonts w:ascii="Calibri" w:hAnsi="Calibri" w:cs="Arial"/>
+                <w:szCs w:val="20"/>
+              </w:rPr>
+              <w:t>riskCategory</w:t>
+            </w:r>
+            <w:proofErr w:type="spellEnd"/>
+            <w:r>
+              <w:rPr>
+                <w:rFonts w:ascii="Calibri" w:hAnsi="Calibri" w:cs="Arial"/>
+                <w:szCs w:val="20"/>
+              </w:rPr>
+              <w:t>}}</w:t>
             </w:r>
           </w:p>
         </w:tc>
@@ -1142,12 +1172,14 @@
               </w:rPr>
               <w:t>{{</w:t>
             </w:r>
+            <w:proofErr w:type="spellStart"/>
             <w:r>
               <w:rPr>
                 <w:rFonts w:ascii="Arial" w:hAnsi="Arial" w:cs="Arial"/>
               </w:rPr>
               <w:t>numberOfEmployees</w:t>
             </w:r>
+            <w:proofErr w:type="spellEnd"/>
             <w:r>
               <w:rPr>
                 <w:rFonts w:ascii="Arial" w:hAnsi="Arial" w:cs="Arial"/>
@@ -1209,12 +1241,14 @@
               </w:rPr>
               <w:t>{{</w:t>
             </w:r>
+            <w:proofErr w:type="spellStart"/>
             <w:r>
               <w:rPr>
                 <w:rFonts w:ascii="Arial" w:hAnsi="Arial" w:cs="Arial"/>
               </w:rPr>
               <w:t>startDateOfAudit</w:t>
             </w:r>
+            <w:proofErr w:type="spellEnd"/>
             <w:r>
               <w:rPr>
                 <w:rFonts w:ascii="Arial" w:hAnsi="Arial" w:cs="Arial"/>
@@ -1245,12 +1279,14 @@
               </w:rPr>
               <w:t>{{</w:t>
             </w:r>
+            <w:proofErr w:type="spellStart"/>
             <w:r>
               <w:rPr>
                 <w:rFonts w:ascii="Arial" w:hAnsi="Arial" w:cs="Arial"/>
               </w:rPr>
               <w:t>endDateOfAudit</w:t>
             </w:r>
+            <w:proofErr w:type="spellEnd"/>
             <w:r>
               <w:rPr>
                 <w:rFonts w:ascii="Arial" w:hAnsi="Arial" w:cs="Arial"/>
@@ -1312,12 +1348,14 @@
               </w:rPr>
               <w:t>{{</w:t>
             </w:r>
+            <w:proofErr w:type="spellStart"/>
             <w:r>
               <w:rPr>
                 <w:rFonts w:ascii="Arial" w:hAnsi="Arial" w:cs="Arial"/>
               </w:rPr>
               <w:t>auditTeam</w:t>
             </w:r>
+            <w:proofErr w:type="spellEnd"/>
             <w:r>
               <w:rPr>
                 <w:rFonts w:ascii="Arial" w:hAnsi="Arial" w:cs="Arial"/>
@@ -1420,7 +1458,23 @@
                 <w:rFonts w:ascii="Calibri" w:hAnsi="Calibri" w:cs="Calibri"/>
                 <w:i/>
               </w:rPr>
-              <w:t xml:space="preserve">  To evaluate the implementation and effectiveness of the Mgmt. System  for Certification     </w:t>
+              <w:t xml:space="preserve">  To evaluate the implementation and effectiveness of the Mgmt. </w:t>
+            </w:r>
+            <w:proofErr w:type="gramStart"/>
+            <w:r>
+              <w:rPr>
+                <w:rFonts w:ascii="Calibri" w:hAnsi="Calibri" w:cs="Calibri"/>
+                <w:i/>
+              </w:rPr>
+              <w:t>System  for</w:t>
+            </w:r>
+            <w:proofErr w:type="gramEnd"/>
+            <w:r>
+              <w:rPr>
+                <w:rFonts w:ascii="Calibri" w:hAnsi="Calibri" w:cs="Calibri"/>
+                <w:i/>
+              </w:rPr>
+              <w:t xml:space="preserve"> Certification     </w:t>
             </w:r>
           </w:p>
           <w:p>
@@ -1599,7 +1653,21 @@
               <w:rPr>
                 <w:rFonts w:cs="Calibri"/>
               </w:rPr>
-              <w:t>Audit standards ((ISO 9001:2015, ISO 14001:2015)Applicable legal &amp; contractual requirements, and IMS Manual, SOPs, Work instructions established by the construction company</w:t>
+              <w:t>Audit standards ((ISO 9001:2015, ISO 14001:</w:t>
+            </w:r>
+            <w:proofErr w:type="gramStart"/>
+            <w:r>
+              <w:rPr>
+                <w:rFonts w:cs="Calibri"/>
+              </w:rPr>
+              <w:t>2015)Applicable</w:t>
+            </w:r>
+            <w:proofErr w:type="gramEnd"/>
+            <w:r>
+              <w:rPr>
+                <w:rFonts w:cs="Calibri"/>
+              </w:rPr>
+              <w:t xml:space="preserve"> legal &amp; contractual requirements, and IMS Manual, SOPs, Work instructions established by the construction company</w:t>
             </w:r>
           </w:p>
         </w:tc>
@@ -1819,7 +1887,23 @@
                 <w:rFonts w:ascii="Calibri" w:hAnsi="Calibri" w:cs="Calibri"/>
                 <w:b/>
               </w:rPr>
-              <w:t xml:space="preserve"> there any significant issues impacting on the audit program if Yes then reasons?</w:t>
+              <w:t xml:space="preserve"> there any significant issues impacting on the audit program if </w:t>
+            </w:r>
+            <w:proofErr w:type="gramStart"/>
+            <w:r>
+              <w:rPr>
+                <w:rFonts w:ascii="Calibri" w:hAnsi="Calibri" w:cs="Calibri"/>
+                <w:b/>
+              </w:rPr>
+              <w:t>Yes</w:t>
+            </w:r>
+            <w:proofErr w:type="gramEnd"/>
+            <w:r>
+              <w:rPr>
+                <w:rFonts w:ascii="Calibri" w:hAnsi="Calibri" w:cs="Calibri"/>
+                <w:b/>
+              </w:rPr>
+              <w:t xml:space="preserve"> then reasons?</w:t>
             </w:r>
           </w:p>
         </w:tc>
@@ -2218,7 +2302,21 @@
               <w:rPr>
                 <w:rFonts w:ascii="Arial" w:hAnsi="Arial" w:cs="Arial"/>
               </w:rPr>
-              <w:t>The information about the organization i.e. name, address, type, size, number of employees, and scope of activities, submitted as per application, is found correct</w:t>
+              <w:t xml:space="preserve">The information about the organization </w:t>
+            </w:r>
+            <w:proofErr w:type="gramStart"/>
+            <w:r>
+              <w:rPr>
+                <w:rFonts w:ascii="Arial" w:hAnsi="Arial" w:cs="Arial"/>
+              </w:rPr>
+              <w:t>i.e.</w:t>
+            </w:r>
+            <w:proofErr w:type="gramEnd"/>
+            <w:r>
+              <w:rPr>
+                <w:rFonts w:ascii="Arial" w:hAnsi="Arial" w:cs="Arial"/>
+              </w:rPr>
+              <w:t xml:space="preserve"> name, address, type, size, number of employees, and scope of activities, submitted as per application, is found correct</w:t>
             </w:r>
           </w:p>
         </w:tc>
@@ -2386,6 +2484,7 @@
               </w:rPr>
               <w:t>{{</w:t>
             </w:r>
+            <w:proofErr w:type="spellStart"/>
             <w:r>
               <w:rPr>
                 <w:rFonts w:ascii="Calibri" w:hAnsi="Calibri" w:cs="Arial"/>
@@ -2395,6 +2494,7 @@
               </w:rPr>
               <w:t>internalAuditFrequency</w:t>
             </w:r>
+            <w:proofErr w:type="spellEnd"/>
             <w:r>
               <w:rPr>
                 <w:rFonts w:ascii="Calibri" w:hAnsi="Calibri" w:cs="Arial"/>
@@ -2425,6 +2525,7 @@
               </w:rPr>
               <w:t>Internal Audit Done on {{</w:t>
             </w:r>
+            <w:proofErr w:type="spellStart"/>
             <w:r>
               <w:rPr>
                 <w:rFonts w:ascii="Calibri" w:hAnsi="Calibri" w:cs="Arial"/>
@@ -2434,6 +2535,7 @@
               </w:rPr>
               <w:t>dateOfLastInternalAudit</w:t>
             </w:r>
+            <w:proofErr w:type="spellEnd"/>
             <w:r>
               <w:rPr>
                 <w:rFonts w:ascii="Calibri" w:hAnsi="Calibri" w:cs="Arial"/>
@@ -2531,6 +2633,7 @@
               </w:rPr>
               <w:t>{{</w:t>
             </w:r>
+            <w:proofErr w:type="spellStart"/>
             <w:r>
               <w:rPr>
                 <w:rFonts w:ascii="Calibri" w:hAnsi="Calibri" w:cs="Arial"/>
@@ -2540,6 +2643,7 @@
               </w:rPr>
               <w:t>managementReviewFrequency</w:t>
             </w:r>
+            <w:proofErr w:type="spellEnd"/>
             <w:r>
               <w:rPr>
                 <w:rFonts w:ascii="Calibri" w:hAnsi="Calibri" w:cs="Arial"/>
@@ -2568,6 +2672,7 @@
               </w:rPr>
               <w:t>Management Review Meeting done on {{</w:t>
             </w:r>
+            <w:proofErr w:type="spellStart"/>
             <w:r>
               <w:rPr>
                 <w:rFonts w:ascii="Calibri" w:hAnsi="Calibri" w:cs="Arial"/>
@@ -2577,6 +2682,7 @@
               </w:rPr>
               <w:t>dateOfLastManagementReview</w:t>
             </w:r>
+            <w:proofErr w:type="spellEnd"/>
             <w:r>
               <w:rPr>
                 <w:rFonts w:ascii="Calibri" w:hAnsi="Calibri" w:cs="Arial"/>
@@ -3571,7 +3677,27 @@
                 <w:sz w:val="22"/>
                 <w:szCs w:val="22"/>
               </w:rPr>
-              <w:t xml:space="preserve"> 14001:2015  STD REQUIREMENT</w:t>
+              <w:t xml:space="preserve"> 14001:</w:t>
+            </w:r>
+            <w:proofErr w:type="gramStart"/>
+            <w:r>
+              <w:rPr>
+                <w:rFonts w:ascii="Calibri" w:hAnsi="Calibri" w:cs="Calibri"/>
+                <w:b/>
+                <w:sz w:val="22"/>
+                <w:szCs w:val="22"/>
+              </w:rPr>
+              <w:t>2015  STD</w:t>
+            </w:r>
+            <w:proofErr w:type="gramEnd"/>
+            <w:r>
+              <w:rPr>
+                <w:rFonts w:ascii="Calibri" w:hAnsi="Calibri" w:cs="Calibri"/>
+                <w:b/>
+                <w:sz w:val="22"/>
+                <w:szCs w:val="22"/>
+              </w:rPr>
+              <w:t xml:space="preserve"> REQUIREMENT</w:t>
             </w:r>
           </w:p>
           <w:p>
@@ -4258,7 +4384,25 @@
                 <w:sz w:val="22"/>
                 <w:szCs w:val="22"/>
               </w:rPr>
-              <w:t xml:space="preserve">Demonstration of Top Management for Leadership and Commitment w.r.t. IMS, </w:t>
+              <w:t xml:space="preserve">Demonstration of Top Management for Leadership and Commitment </w:t>
+            </w:r>
+            <w:proofErr w:type="spellStart"/>
+            <w:r>
+              <w:rPr>
+                <w:rFonts w:ascii="Calibri" w:hAnsi="Calibri" w:cs="Calibri"/>
+                <w:sz w:val="22"/>
+                <w:szCs w:val="22"/>
+              </w:rPr>
+              <w:t>w.r.t.</w:t>
+            </w:r>
+            <w:proofErr w:type="spellEnd"/>
+            <w:r>
+              <w:rPr>
+                <w:rFonts w:ascii="Calibri" w:hAnsi="Calibri" w:cs="Calibri"/>
+                <w:sz w:val="22"/>
+                <w:szCs w:val="22"/>
+              </w:rPr>
+              <w:t xml:space="preserve"> IMS, </w:t>
             </w:r>
             <w:r>
               <w:rPr>
@@ -5187,7 +5331,25 @@
                 <w:sz w:val="22"/>
                 <w:szCs w:val="22"/>
               </w:rPr>
-              <w:t xml:space="preserve">Evidence that OH&amp;S objectives  have been established that are consistent with the OH&amp;S policy, are Measurable, Monitored, Communicated &amp; Updated as appropriate </w:t>
+              <w:t xml:space="preserve">Evidence that OH&amp;S </w:t>
+            </w:r>
+            <w:proofErr w:type="gramStart"/>
+            <w:r>
+              <w:rPr>
+                <w:rFonts w:ascii="Calibri" w:hAnsi="Calibri" w:cs="Calibri"/>
+                <w:sz w:val="22"/>
+                <w:szCs w:val="22"/>
+              </w:rPr>
+              <w:t>objectives  have</w:t>
+            </w:r>
+            <w:proofErr w:type="gramEnd"/>
+            <w:r>
+              <w:rPr>
+                <w:rFonts w:ascii="Calibri" w:hAnsi="Calibri" w:cs="Calibri"/>
+                <w:sz w:val="22"/>
+                <w:szCs w:val="22"/>
+              </w:rPr>
+              <w:t xml:space="preserve"> been established that are consistent with the OH&amp;S policy, are Measurable, Monitored, Communicated &amp; Updated as appropriate </w:t>
             </w:r>
           </w:p>
           <w:p>
@@ -5649,7 +5811,25 @@
                 <w:sz w:val="22"/>
                 <w:szCs w:val="22"/>
               </w:rPr>
-              <w:t>Evidence that process for Internal &amp; External Communication has been established consistent with IMS</w:t>
+              <w:t xml:space="preserve">Evidence that </w:t>
+            </w:r>
+            <w:proofErr w:type="gramStart"/>
+            <w:r>
+              <w:rPr>
+                <w:rFonts w:ascii="Calibri" w:hAnsi="Calibri" w:cs="Calibri"/>
+                <w:sz w:val="22"/>
+                <w:szCs w:val="22"/>
+              </w:rPr>
+              <w:t>process</w:t>
+            </w:r>
+            <w:proofErr w:type="gramEnd"/>
+            <w:r>
+              <w:rPr>
+                <w:rFonts w:ascii="Calibri" w:hAnsi="Calibri" w:cs="Calibri"/>
+                <w:sz w:val="22"/>
+                <w:szCs w:val="22"/>
+              </w:rPr>
+              <w:t xml:space="preserve"> for Internal &amp; External Communication has been established consistent with IMS</w:t>
             </w:r>
           </w:p>
         </w:tc>
@@ -7665,7 +7845,25 @@
                 <w:sz w:val="22"/>
                 <w:szCs w:val="22"/>
               </w:rPr>
-              <w:t>Organization ensure that outputs that do not conform to their requirements are identified and controlled to prevent their unintended use or delivery</w:t>
+              <w:t xml:space="preserve">Organization </w:t>
+            </w:r>
+            <w:proofErr w:type="gramStart"/>
+            <w:r>
+              <w:rPr>
+                <w:rFonts w:ascii="Calibri" w:hAnsi="Calibri" w:cs="Arial"/>
+                <w:sz w:val="22"/>
+                <w:szCs w:val="22"/>
+              </w:rPr>
+              <w:t>ensure</w:t>
+            </w:r>
+            <w:proofErr w:type="gramEnd"/>
+            <w:r>
+              <w:rPr>
+                <w:rFonts w:ascii="Calibri" w:hAnsi="Calibri" w:cs="Arial"/>
+                <w:sz w:val="22"/>
+                <w:szCs w:val="22"/>
+              </w:rPr>
+              <w:t xml:space="preserve"> that outputs that do not conform to their requirements are identified and controlled to prevent their unintended use or delivery</w:t>
             </w:r>
           </w:p>
         </w:tc>
@@ -7778,7 +7976,25 @@
                 <w:sz w:val="22"/>
                 <w:szCs w:val="22"/>
               </w:rPr>
-              <w:t>Organization retain documented information</w:t>
+              <w:t xml:space="preserve">Organization </w:t>
+            </w:r>
+            <w:proofErr w:type="gramStart"/>
+            <w:r>
+              <w:rPr>
+                <w:rFonts w:ascii="Calibri" w:hAnsi="Calibri" w:cs="Arial"/>
+                <w:sz w:val="22"/>
+                <w:szCs w:val="22"/>
+              </w:rPr>
+              <w:t>retain</w:t>
+            </w:r>
+            <w:proofErr w:type="gramEnd"/>
+            <w:r>
+              <w:rPr>
+                <w:rFonts w:ascii="Calibri" w:hAnsi="Calibri" w:cs="Arial"/>
+                <w:sz w:val="22"/>
+                <w:szCs w:val="22"/>
+              </w:rPr>
+              <w:t xml:space="preserve"> documented information</w:t>
             </w:r>
           </w:p>
         </w:tc>
@@ -7883,7 +8099,25 @@
                 <w:sz w:val="22"/>
                 <w:szCs w:val="22"/>
               </w:rPr>
-              <w:t>Evidence that organization has identified what needs to be monitored, measured, analysed and evaluated.</w:t>
+              <w:t xml:space="preserve">Evidence that organization has identified what needs to be monitored, measured, </w:t>
+            </w:r>
+            <w:proofErr w:type="spellStart"/>
+            <w:r>
+              <w:rPr>
+                <w:rFonts w:ascii="Calibri" w:hAnsi="Calibri" w:cs="Calibri"/>
+                <w:sz w:val="22"/>
+                <w:szCs w:val="22"/>
+              </w:rPr>
+              <w:t>analysed</w:t>
+            </w:r>
+            <w:proofErr w:type="spellEnd"/>
+            <w:r>
+              <w:rPr>
+                <w:rFonts w:ascii="Calibri" w:hAnsi="Calibri" w:cs="Calibri"/>
+                <w:sz w:val="22"/>
+                <w:szCs w:val="22"/>
+              </w:rPr>
+              <w:t xml:space="preserve"> and evaluated.</w:t>
             </w:r>
           </w:p>
         </w:tc>
@@ -8361,7 +8595,25 @@
                 <w:sz w:val="22"/>
                 <w:szCs w:val="22"/>
               </w:rPr>
-              <w:t>(including evidence of closure)</w:t>
+              <w:t>(</w:t>
+            </w:r>
+            <w:proofErr w:type="gramStart"/>
+            <w:r>
+              <w:rPr>
+                <w:rFonts w:ascii="Calibri" w:hAnsi="Calibri" w:cs="Calibri"/>
+                <w:sz w:val="22"/>
+                <w:szCs w:val="22"/>
+              </w:rPr>
+              <w:t>including</w:t>
+            </w:r>
+            <w:proofErr w:type="gramEnd"/>
+            <w:r>
+              <w:rPr>
+                <w:rFonts w:ascii="Calibri" w:hAnsi="Calibri" w:cs="Calibri"/>
+                <w:sz w:val="22"/>
+                <w:szCs w:val="22"/>
+              </w:rPr>
+              <w:t xml:space="preserve"> evidence of closure)</w:t>
             </w:r>
           </w:p>
         </w:tc>
@@ -8934,7 +9186,25 @@
           <w:b/>
           <w:color w:val="FF0000"/>
         </w:rPr>
-        <w:t>Status of Non Conformities raised:</w:t>
+        <w:t xml:space="preserve">Status of </w:t>
+      </w:r>
+      <w:proofErr w:type="gramStart"/>
+      <w:r>
+        <w:rPr>
+          <w:rFonts w:ascii="Calibri" w:hAnsi="Calibri" w:cs="Calibri"/>
+          <w:b/>
+          <w:color w:val="FF0000"/>
+        </w:rPr>
+        <w:t>Non Conformities</w:t>
+      </w:r>
+      <w:proofErr w:type="gramEnd"/>
+      <w:r>
+        <w:rPr>
+          <w:rFonts w:ascii="Calibri" w:hAnsi="Calibri" w:cs="Calibri"/>
+          <w:b/>
+          <w:color w:val="FF0000"/>
+        </w:rPr>
+        <w:t xml:space="preserve"> raised:</w:t>
       </w:r>
     </w:p>
     <w:p>
@@ -9149,6 +9419,7 @@
               </w:rPr>
               <w:t xml:space="preserve">Audited </w:t>
             </w:r>
+            <w:proofErr w:type="gramStart"/>
             <w:r>
               <w:rPr>
                 <w:rFonts w:ascii="Calibri" w:hAnsi="Calibri" w:cs="Calibri"/>
@@ -9168,8 +9439,17 @@
                 <w:rFonts w:ascii="Calibri" w:hAnsi="Calibri" w:cs="Calibri"/>
                 <w:i/>
               </w:rPr>
-              <w:t>: {{</w:t>
-            </w:r>
+              <w:t>:</w:t>
+            </w:r>
+            <w:proofErr w:type="gramEnd"/>
+            <w:r>
+              <w:rPr>
+                <w:rFonts w:ascii="Calibri" w:hAnsi="Calibri" w:cs="Calibri"/>
+                <w:i/>
+              </w:rPr>
+              <w:t xml:space="preserve"> {{</w:t>
+            </w:r>
+            <w:proofErr w:type="spellStart"/>
             <w:r>
               <w:rPr>
                 <w:rFonts w:ascii="Calibri" w:hAnsi="Calibri" w:cs="Calibri"/>
@@ -9177,6 +9457,7 @@
               </w:rPr>
               <w:t>organizationName</w:t>
             </w:r>
+            <w:proofErr w:type="spellEnd"/>
             <w:r>
               <w:rPr>
                 <w:rFonts w:ascii="Calibri" w:hAnsi="Calibri" w:cs="Calibri"/>
@@ -9207,7 +9488,15 @@
                 <w:rFonts w:ascii="Calibri" w:hAnsi="Calibri" w:cs="Calibri"/>
                 <w:i/>
               </w:rPr>
-              <w:t xml:space="preserve">Address: </w:t>
+              <w:t>Address:</w:t>
+            </w:r>
+            <w:proofErr w:type="gramStart"/>
+            <w:r>
+              <w:rPr>
+                <w:rFonts w:ascii="Calibri" w:hAnsi="Calibri" w:cs="Calibri"/>
+                <w:i/>
+              </w:rPr>
+              <w:t xml:space="preserve"> </w:t>
             </w:r>
             <w:r>
               <w:rPr>
@@ -9221,7 +9510,15 @@
                 <w:rFonts w:ascii="Calibri" w:hAnsi="Calibri" w:cs="Calibri"/>
                 <w:i/>
               </w:rPr>
-              <w:t>{{</w:t>
+              <w:t>{</w:t>
+            </w:r>
+            <w:proofErr w:type="gramEnd"/>
+            <w:r>
+              <w:rPr>
+                <w:rFonts w:ascii="Calibri" w:hAnsi="Calibri" w:cs="Calibri"/>
+                <w:i/>
+              </w:rPr>
+              <w:t>{</w:t>
             </w:r>
             <w:r>
               <w:rPr>
@@ -9297,7 +9594,16 @@
                 <w:b/>
                 <w:i/>
               </w:rPr>
-              <w:t xml:space="preserve"> 14001:2015 </w:t>
+              <w:t xml:space="preserve"> 14001:</w:t>
+            </w:r>
+            <w:proofErr w:type="gramStart"/>
+            <w:r>
+              <w:rPr>
+                <w:rFonts w:ascii="Calibri" w:hAnsi="Calibri" w:cs="Calibri"/>
+                <w:b/>
+                <w:i/>
+              </w:rPr>
+              <w:t xml:space="preserve">2015 </w:t>
             </w:r>
             <w:r>
               <w:rPr>
@@ -9307,6 +9613,7 @@
               </w:rPr>
               <w:t>)</w:t>
             </w:r>
+            <w:proofErr w:type="gramEnd"/>
           </w:p>
         </w:tc>
       </w:tr>
@@ -10351,6 +10658,7 @@
               </w:rPr>
               <w:t>Issuance of Certificate</w:t>
             </w:r>
+            <w:proofErr w:type="gramStart"/>
             <w:r>
               <w:rPr>
                 <w:rFonts w:ascii="Calibri" w:hAnsi="Calibri" w:cs="Calibri"/>
@@ -10369,7 +10677,18 @@
                 <w:sz w:val="22"/>
                 <w:szCs w:val="22"/>
               </w:rPr>
-              <w:t>subject to submission of a satisfactory corrective action plan within 15 days and subsequently evidence of proper CA regarding the above mention 4 Minor NCs within 60 days.</w:t>
+              <w:t>subject</w:t>
+            </w:r>
+            <w:proofErr w:type="gramEnd"/>
+            <w:r>
+              <w:rPr>
+                <w:rFonts w:ascii="Calibri" w:hAnsi="Calibri" w:cs="Calibri"/>
+                <w:b/>
+                <w:i/>
+                <w:sz w:val="22"/>
+                <w:szCs w:val="22"/>
+              </w:rPr>
+              <w:t xml:space="preserve"> to submission of a satisfactory corrective action plan within 15 days and subsequently evidence of proper CA regarding the above mention 4 Minor NCs within 60 days.</w:t>
             </w:r>
           </w:p>
         </w:tc>
@@ -11512,7 +11831,15 @@
               <w:t xml:space="preserve">: </w:t>
             </w:r>
             <w:r>
-              <w:t>{{endDateOfAudit}}</w:t>
+              <w:t>{{</w:t>
+            </w:r>
+            <w:proofErr w:type="spellStart"/>
+            <w:r>
+              <w:t>endDateOfAudit</w:t>
+            </w:r>
+            <w:proofErr w:type="spellEnd"/>
+            <w:r>
+              <w:t>}}</w:t>
             </w:r>
           </w:p>
         </w:tc>
@@ -11604,7 +11931,21 @@
               <w:rPr>
                 <w:rFonts w:ascii="Calibri" w:hAnsi="Calibri" w:cs="Arial"/>
               </w:rPr>
-              <w:t>{{auditorName}}</w:t>
+              <w:t>{{</w:t>
+            </w:r>
+            <w:proofErr w:type="spellStart"/>
+            <w:r>
+              <w:rPr>
+                <w:rFonts w:ascii="Calibri" w:hAnsi="Calibri" w:cs="Arial"/>
+              </w:rPr>
+              <w:t>auditorName</w:t>
+            </w:r>
+            <w:proofErr w:type="spellEnd"/>
+            <w:r>
+              <w:rPr>
+                <w:rFonts w:ascii="Calibri" w:hAnsi="Calibri" w:cs="Arial"/>
+              </w:rPr>
+              <w:t>}}</w:t>
             </w:r>
           </w:p>
         </w:tc>
@@ -11631,7 +11972,21 @@
               <w:rPr>
                 <w:rFonts w:ascii="Calibri" w:hAnsi="Calibri" w:cs="Arial"/>
               </w:rPr>
-              <w:t>{{clientName}}</w:t>
+              <w:t>{{</w:t>
+            </w:r>
+            <w:proofErr w:type="spellStart"/>
+            <w:r>
+              <w:rPr>
+                <w:rFonts w:ascii="Calibri" w:hAnsi="Calibri" w:cs="Arial"/>
+              </w:rPr>
+              <w:t>clientName</w:t>
+            </w:r>
+            <w:proofErr w:type="spellEnd"/>
+            <w:r>
+              <w:rPr>
+                <w:rFonts w:ascii="Calibri" w:hAnsi="Calibri" w:cs="Arial"/>
+              </w:rPr>
+              <w:t>}}</w:t>
             </w:r>
           </w:p>
           <w:p>
@@ -11752,6 +12107,59 @@
         </w:tc>
       </w:tr>
     </w:tbl>
+    <w:p>
+      <w:r>
+        <w:rPr>
+          <w:i/>
+          <w:iCs/>
+          <w:sz w:val="20"/>
+          <w:szCs w:val="20"/>
+        </w:rPr>
+        <w:t xml:space="preserve">Ownership- This Audit Report is the Property of Accurate Global INC. This should be </w:t>
+      </w:r>
+      <w:proofErr w:type="spellStart"/>
+      <w:r>
+        <w:rPr>
+          <w:i/>
+          <w:iCs/>
+          <w:sz w:val="20"/>
+          <w:szCs w:val="20"/>
+        </w:rPr>
+        <w:t>immidiately</w:t>
+      </w:r>
+      <w:proofErr w:type="spellEnd"/>
+      <w:r>
+        <w:rPr>
+          <w:i/>
+          <w:iCs/>
+          <w:sz w:val="20"/>
+          <w:szCs w:val="20"/>
+        </w:rPr>
+        <w:t xml:space="preserve"> returned back to AGI in the event of </w:t>
+      </w:r>
+      <w:proofErr w:type="spellStart"/>
+      <w:proofErr w:type="gramStart"/>
+      <w:r>
+        <w:rPr>
+          <w:i/>
+          <w:iCs/>
+          <w:sz w:val="20"/>
+          <w:szCs w:val="20"/>
+        </w:rPr>
+        <w:t>expiry,suspension</w:t>
+      </w:r>
+      <w:proofErr w:type="spellEnd"/>
+      <w:proofErr w:type="gramEnd"/>
+      <w:r>
+        <w:rPr>
+          <w:i/>
+          <w:iCs/>
+          <w:sz w:val="20"/>
+          <w:szCs w:val="20"/>
+        </w:rPr>
+        <w:t>, withdrawn, termination of the certification Contract. Any misuse, alteration, counterfeiting of this report shall result in legal actions by AGI</w:t>
+      </w:r>
+    </w:p>
     <w:p>
       <w:pPr>
         <w:spacing w:line="360" w:lineRule="auto"/>
@@ -14730,6 +15138,26 @@
 </file>
 
 <file path=customXml/item1.xml><?xml version="1.0" encoding="utf-8"?>
+<p:properties xmlns:p="http://schemas.microsoft.com/office/2006/metadata/properties" xmlns:xsi="http://www.w3.org/2001/XMLSchema-instance" xmlns:pc="http://schemas.microsoft.com/office/infopath/2007/PartnerControls">
+  <documentManagement>
+    <TaxCatchAll xmlns="1b080280-7f72-4449-8388-fe55f61b3af8"/>
+    <lcf76f155ced4ddcb4097134ff3c332f xmlns="d95cb5b6-d090-4795-af04-4b310bffa99d">
+      <Terms xmlns="http://schemas.microsoft.com/office/infopath/2007/PartnerControls"/>
+    </lcf76f155ced4ddcb4097134ff3c332f>
+  </documentManagement>
+</p:properties>
+</file>
+
+<file path=customXml/item2.xml><?xml version="1.0" encoding="utf-8"?>
+<?mso-contentType ?>
+<FormTemplates xmlns="http://schemas.microsoft.com/sharepoint/v3/contenttype/forms">
+  <Display>DocumentLibraryForm</Display>
+  <Edit>DocumentLibraryForm</Edit>
+  <New>DocumentLibraryForm</New>
+</FormTemplates>
+</file>
+
+<file path=customXml/item3.xml><?xml version="1.0" encoding="utf-8"?>
 <ct:contentTypeSchema xmlns:ct="http://schemas.microsoft.com/office/2006/metadata/contentType" xmlns:ma="http://schemas.microsoft.com/office/2006/metadata/properties/metaAttributes" ct:_="" ma:_="" ma:contentTypeName="Document" ma:contentTypeID="0x010100568A7AD6675AB243B177BD17E69AEAC8" ma:contentTypeVersion="17" ma:contentTypeDescription="Create a new document." ma:contentTypeScope="" ma:versionID="377c2d8bc3f266b6741bf85d1ffcab63">
   <xsd:schema xmlns:xsd="http://www.w3.org/2001/XMLSchema" xmlns:xs="http://www.w3.org/2001/XMLSchema" xmlns:p="http://schemas.microsoft.com/office/2006/metadata/properties" xmlns:ns2="d95cb5b6-d090-4795-af04-4b310bffa99d" xmlns:ns3="1b080280-7f72-4449-8388-fe55f61b3af8" targetNamespace="http://schemas.microsoft.com/office/2006/metadata/properties" ma:root="true" ma:fieldsID="f408e731deb713321378b77e8fb61df3" ns2:_="" ns3:_="">
     <xsd:import namespace="d95cb5b6-d090-4795-af04-4b310bffa99d"/>
@@ -14978,27 +15406,26 @@
 </ct:contentTypeSchema>
 </file>
 
-<file path=customXml/item2.xml><?xml version="1.0" encoding="utf-8"?>
-<?mso-contentType ?>
-<FormTemplates xmlns="http://schemas.microsoft.com/sharepoint/v3/contenttype/forms">
-  <Display>DocumentLibraryForm</Display>
-  <Edit>DocumentLibraryForm</Edit>
-  <New>DocumentLibraryForm</New>
-</FormTemplates>
+<file path=customXml/itemProps1.xml><?xml version="1.0" encoding="utf-8"?>
+<ds:datastoreItem xmlns:ds="http://schemas.openxmlformats.org/officeDocument/2006/customXml" ds:itemID="{5BEABEBD-F1FE-491E-9645-6AD277B657E3}">
+  <ds:schemaRefs>
+    <ds:schemaRef ds:uri="http://schemas.microsoft.com/office/2006/metadata/properties"/>
+    <ds:schemaRef ds:uri="http://schemas.microsoft.com/office/infopath/2007/PartnerControls"/>
+    <ds:schemaRef ds:uri="1b080280-7f72-4449-8388-fe55f61b3af8"/>
+    <ds:schemaRef ds:uri="d95cb5b6-d090-4795-af04-4b310bffa99d"/>
+  </ds:schemaRefs>
+</ds:datastoreItem>
 </file>
 
-<file path=customXml/item3.xml><?xml version="1.0" encoding="utf-8"?>
-<p:properties xmlns:p="http://schemas.microsoft.com/office/2006/metadata/properties" xmlns:xsi="http://www.w3.org/2001/XMLSchema-instance" xmlns:pc="http://schemas.microsoft.com/office/infopath/2007/PartnerControls">
-  <documentManagement>
-    <TaxCatchAll xmlns="1b080280-7f72-4449-8388-fe55f61b3af8"/>
-    <lcf76f155ced4ddcb4097134ff3c332f xmlns="d95cb5b6-d090-4795-af04-4b310bffa99d">
-      <Terms xmlns="http://schemas.microsoft.com/office/infopath/2007/PartnerControls"/>
-    </lcf76f155ced4ddcb4097134ff3c332f>
-  </documentManagement>
-</p:properties>
+<file path=customXml/itemProps2.xml><?xml version="1.0" encoding="utf-8"?>
+<ds:datastoreItem xmlns:ds="http://schemas.openxmlformats.org/officeDocument/2006/customXml" ds:itemID="{D95CBEFB-2925-4532-AE18-BF81542264DF}">
+  <ds:schemaRefs>
+    <ds:schemaRef ds:uri="http://schemas.microsoft.com/sharepoint/v3/contenttype/forms"/>
+  </ds:schemaRefs>
+</ds:datastoreItem>
 </file>
 
-<file path=customXml/itemProps1.xml><?xml version="1.0" encoding="utf-8"?>
+<file path=customXml/itemProps3.xml><?xml version="1.0" encoding="utf-8"?>
 <ds:datastoreItem xmlns:ds="http://schemas.openxmlformats.org/officeDocument/2006/customXml" ds:itemID="{C38FBFBD-5D92-4AA0-AD54-31A32EB5B245}">
   <ds:schemaRefs>
     <ds:schemaRef ds:uri="http://schemas.microsoft.com/office/2006/metadata/contentType"/>
@@ -15015,23 +15442,4 @@
     <ds:schemaRef ds:uri="http://schemas.microsoft.com/internal/obd"/>
   </ds:schemaRefs>
 </ds:datastoreItem>
-</file>
-
-<file path=customXml/itemProps2.xml><?xml version="1.0" encoding="utf-8"?>
-<ds:datastoreItem xmlns:ds="http://schemas.openxmlformats.org/officeDocument/2006/customXml" ds:itemID="{D95CBEFB-2925-4532-AE18-BF81542264DF}">
-  <ds:schemaRefs>
-    <ds:schemaRef ds:uri="http://schemas.microsoft.com/sharepoint/v3/contenttype/forms"/>
-  </ds:schemaRefs>
-</ds:datastoreItem>
-</file>
-
-<file path=customXml/itemProps3.xml><?xml version="1.0" encoding="utf-8"?>
-<ds:datastoreItem xmlns:ds="http://schemas.openxmlformats.org/officeDocument/2006/customXml" ds:itemID="{5BEABEBD-F1FE-491E-9645-6AD277B657E3}">
-  <ds:schemaRefs>
-    <ds:schemaRef ds:uri="http://schemas.microsoft.com/office/2006/metadata/properties"/>
-    <ds:schemaRef ds:uri="http://schemas.microsoft.com/office/infopath/2007/PartnerControls"/>
-    <ds:schemaRef ds:uri="1b080280-7f72-4449-8388-fe55f61b3af8"/>
-    <ds:schemaRef ds:uri="d95cb5b6-d090-4795-af04-4b310bffa99d"/>
-  </ds:schemaRefs>
-</ds:datastoreItem>
 </file>